--- a/LAB6/11CNPM2-Lab6_1150080097-DaoThiThuHuyen.docx
+++ b/LAB6/11CNPM2-Lab6_1150080097-DaoThiThuHuyen.docx
@@ -6,6 +6,8 @@
       <w:pPr>
         <w:jc w:val="center"/>
         <w:rPr>
+          <w:b/>
+          <w:bCs/>
           <w:sz w:val="28"/>
           <w:szCs w:val="28"/>
           <w:lang w:val="vi-VN"/>
@@ -13,37 +15,41 @@
       </w:pPr>
       <w:r>
         <w:rPr>
-          <w:sz w:val="28"/>
-          <w:szCs w:val="28"/>
-        </w:rPr>
-        <w:t>Đào</w:t>
+          <w:b/>
+          <w:bCs/>
+          <w:sz w:val="28"/>
+          <w:szCs w:val="28"/>
+        </w:rPr>
+        <w:t>ĐÀO</w:t>
       </w:r>
       <w:r>
         <w:rPr>
-          <w:sz w:val="28"/>
-          <w:szCs w:val="28"/>
-          <w:lang w:val="vi-VN"/>
-        </w:rPr>
-        <w:t xml:space="preserve"> Thị Thu Huyền – 1150080097 – 11CNPM2</w:t>
+          <w:b/>
+          <w:bCs/>
+          <w:sz w:val="28"/>
+          <w:szCs w:val="28"/>
+          <w:lang w:val="vi-VN"/>
+        </w:rPr>
+        <w:t xml:space="preserve"> THỊ THU HUYỀN – 1150080097 – 11CNPM2</w:t>
       </w:r>
     </w:p>
     <w:p>
       <w:pPr>
         <w:jc w:val="center"/>
         <w:rPr>
-          <w:sz w:val="28"/>
-          <w:szCs w:val="28"/>
-          <w:lang w:val="vi-VN"/>
-        </w:rPr>
-      </w:pPr>
-    </w:p>
-    <w:p>
-      <w:pPr>
-        <w:pStyle w:val="Title"/>
-        <w:spacing w:after="0" w:line="360" w:lineRule="auto"/>
+          <w:b/>
+          <w:bCs/>
+          <w:sz w:val="28"/>
+          <w:szCs w:val="28"/>
+          <w:lang w:val="vi-VN"/>
+        </w:rPr>
+      </w:pPr>
+    </w:p>
+    <w:p>
+      <w:pPr>
         <w:jc w:val="center"/>
         <w:rPr>
-          <w:rFonts w:ascii="Times New Roman" w:hAnsi="Times New Roman" w:cs="Times New Roman"/>
+          <w:b/>
           <w:bCs/>
           <w:sz w:val="28"/>
           <w:szCs w:val="28"/>
@@ -52,18 +58,22 @@
       </w:pPr>
       <w:r>
         <w:rPr>
-          <w:rFonts w:ascii="Times New Roman" w:hAnsi="Times New Roman" w:cs="Times New Roman"/>
-          <w:bCs/>
-          <w:sz w:val="28"/>
-          <w:szCs w:val="28"/>
-        </w:rPr>
-        <w:t>THỰC HÀNH AN TOÀN HỆ THỐNG THÔNG TIN</w:t>
+          <w:b/>
+          <w:bCs/>
+          <w:sz w:val="28"/>
+          <w:szCs w:val="28"/>
+        </w:rPr>
+        <w:t>LAB 6 XÁC THỰC ACTIVE DIRECTORY VÀ CHÍNH SÁCH TRUY CẬP TRÊN pfSense</w:t>
       </w:r>
     </w:p>
     <w:p>
       <w:pPr>
         <w:jc w:val="center"/>
         <w:rPr>
+          <w:b/>
+          <w:bCs/>
+          <w:sz w:val="28"/>
+          <w:szCs w:val="28"/>
           <w:lang w:val="vi-VN"/>
         </w:rPr>
       </w:pPr>
@@ -71,20 +81,32 @@
         <w:r>
           <w:rPr>
             <w:rStyle w:val="Hyperlink"/>
+            <w:b/>
+            <w:bCs/>
+            <w:sz w:val="28"/>
+            <w:szCs w:val="28"/>
             <w:lang w:val="vi-VN"/>
           </w:rPr>
-          <w:t>https://youtu.be/znJbtEo0Hrw</w:t>
+          <w:t>https://youtu.be/ePFF3RnQphQ</w:t>
         </w:r>
       </w:hyperlink>
     </w:p>
     <w:p>
       <w:pPr>
-        <w:pStyle w:val="ListParagraph"/>
-        <w:numPr>
-          <w:ilvl w:val="0"/>
-          <w:numId w:val="18"/>
-        </w:numPr>
-        <w:rPr>
+        <w:rPr>
+          <w:b/>
+          <w:bCs/>
+          <w:sz w:val="28"/>
+          <w:szCs w:val="28"/>
+          <w:lang w:val="vi-VN"/>
+        </w:rPr>
+      </w:pPr>
+    </w:p>
+    <w:p>
+      <w:pPr>
+        <w:rPr>
+          <w:b/>
+          <w:bCs/>
           <w:sz w:val="28"/>
           <w:szCs w:val="28"/>
           <w:lang w:val="vi-VN"/>
@@ -92,11 +114,13 @@
       </w:pPr>
       <w:r>
         <w:rPr>
-          <w:sz w:val="28"/>
-          <w:szCs w:val="28"/>
-          <w:lang w:val="vi-VN"/>
-        </w:rPr>
-        <w:t>Chuẩn bị máy ảo pfSense</w:t>
+          <w:b/>
+          <w:bCs/>
+          <w:sz w:val="28"/>
+          <w:szCs w:val="28"/>
+          <w:lang w:val="vi-VN"/>
+        </w:rPr>
+        <w:t xml:space="preserve">Phần B : DỰNG MÔI TRƯỜNG RIÊNG CHO LAB </w:t>
       </w:r>
     </w:p>
     <w:p>
@@ -106,7 +130,13 @@
           <w:ilvl w:val="0"/>
           <w:numId w:val="19"/>
         </w:numPr>
-        <w:rPr>
+        <w:tabs>
+          <w:tab w:val="left" w:pos="284"/>
+        </w:tabs>
+        <w:ind w:hanging="720"/>
+        <w:rPr>
+          <w:b/>
+          <w:bCs/>
           <w:sz w:val="28"/>
           <w:szCs w:val="28"/>
           <w:lang w:val="vi-VN"/>
@@ -114,17 +144,24 @@
       </w:pPr>
       <w:r>
         <w:rPr>
-          <w:sz w:val="28"/>
-          <w:szCs w:val="28"/>
-          <w:lang w:val="vi-VN"/>
-        </w:rPr>
-        <w:t>Cấu hình 3 card mạng cho sfSense</w:t>
+          <w:b/>
+          <w:bCs/>
+          <w:sz w:val="28"/>
+          <w:szCs w:val="28"/>
+          <w:lang w:val="vi-VN"/>
+        </w:rPr>
+        <w:t>Cấu hình 4 card mạng cho pfSense-LAB</w:t>
       </w:r>
     </w:p>
     <w:p>
       <w:pPr>
+        <w:tabs>
+          <w:tab w:val="left" w:pos="284"/>
+        </w:tabs>
         <w:jc w:val="center"/>
         <w:rPr>
+          <w:b/>
+          <w:bCs/>
           <w:sz w:val="28"/>
           <w:szCs w:val="28"/>
           <w:lang w:val="vi-VN"/>
@@ -132,16 +169,17 @@
       </w:pPr>
       <w:r>
         <w:rPr>
-          <w:noProof/>
+          <w:b/>
+          <w:bCs/>
           <w:sz w:val="28"/>
           <w:szCs w:val="28"/>
           <w:lang w:val="vi-VN"/>
         </w:rPr>
         <w:drawing>
-          <wp:inline distT="0" distB="0" distL="0" distR="0" wp14:anchorId="65CCB936" wp14:editId="230765E3">
-            <wp:extent cx="3515216" cy="2381582"/>
-            <wp:effectExtent l="76200" t="76200" r="142875" b="133350"/>
-            <wp:docPr id="2113194583" name="Picture 1"/>
+          <wp:inline distT="0" distB="0" distL="0" distR="0" wp14:anchorId="69E3B659" wp14:editId="7DB3B45D">
+            <wp:extent cx="3877310" cy="3881585"/>
+            <wp:effectExtent l="76200" t="76200" r="142240" b="138430"/>
+            <wp:docPr id="803625683" name="Picture 1"/>
             <wp:cNvGraphicFramePr>
               <a:graphicFrameLocks xmlns:a="http://schemas.openxmlformats.org/drawingml/2006/main" noChangeAspect="1"/>
             </wp:cNvGraphicFramePr>
@@ -149,7 +187,7 @@
               <a:graphicData uri="http://schemas.openxmlformats.org/drawingml/2006/picture">
                 <pic:pic xmlns:pic="http://schemas.openxmlformats.org/drawingml/2006/picture">
                   <pic:nvPicPr>
-                    <pic:cNvPr id="2113194583" name=""/>
+                    <pic:cNvPr id="803625683" name=""/>
                     <pic:cNvPicPr/>
                   </pic:nvPicPr>
                   <pic:blipFill>
@@ -161,7 +199,7 @@
                   <pic:spPr>
                     <a:xfrm>
                       <a:off x="0" y="0"/>
-                      <a:ext cx="3515216" cy="2381582"/>
+                      <a:ext cx="3883951" cy="3888234"/>
                     </a:xfrm>
                     <a:prstGeom prst="rect">
                       <a:avLst/>
@@ -190,8 +228,42 @@
     </w:p>
     <w:p>
       <w:pPr>
+        <w:pStyle w:val="ListParagraph"/>
+        <w:numPr>
+          <w:ilvl w:val="0"/>
+          <w:numId w:val="20"/>
+        </w:numPr>
+        <w:tabs>
+          <w:tab w:val="left" w:pos="284"/>
+        </w:tabs>
+        <w:rPr>
+          <w:b/>
+          <w:bCs/>
+          <w:sz w:val="28"/>
+          <w:szCs w:val="28"/>
+          <w:lang w:val="vi-VN"/>
+        </w:rPr>
+      </w:pPr>
+      <w:r>
+        <w:rPr>
+          <w:b/>
+          <w:bCs/>
+          <w:sz w:val="28"/>
+          <w:szCs w:val="28"/>
+          <w:lang w:val="vi-VN"/>
+        </w:rPr>
+        <w:t>VMNet 10 :</w:t>
+      </w:r>
+    </w:p>
+    <w:p>
+      <w:pPr>
+        <w:tabs>
+          <w:tab w:val="left" w:pos="284"/>
+        </w:tabs>
         <w:jc w:val="center"/>
         <w:rPr>
+          <w:b/>
+          <w:bCs/>
           <w:sz w:val="28"/>
           <w:szCs w:val="28"/>
           <w:lang w:val="vi-VN"/>
@@ -199,16 +271,18 @@
       </w:pPr>
       <w:r>
         <w:rPr>
-          <w:noProof/>
-          <w:sz w:val="28"/>
-          <w:szCs w:val="28"/>
-          <w:lang w:val="vi-VN"/>
-        </w:rPr>
+          <w:b/>
+          <w:bCs/>
+          <w:sz w:val="28"/>
+          <w:szCs w:val="28"/>
+          <w:lang w:val="vi-VN"/>
+        </w:rPr>
+        <w:lastRenderedPageBreak/>
         <w:drawing>
-          <wp:inline distT="0" distB="0" distL="0" distR="0" wp14:anchorId="672B539D" wp14:editId="590DA944">
-            <wp:extent cx="4656862" cy="4411980"/>
-            <wp:effectExtent l="76200" t="76200" r="125095" b="140970"/>
-            <wp:docPr id="1500650993" name="Picture 1"/>
+          <wp:inline distT="0" distB="0" distL="0" distR="0" wp14:anchorId="47687BDE" wp14:editId="76984F51">
+            <wp:extent cx="3834553" cy="3590640"/>
+            <wp:effectExtent l="76200" t="76200" r="128270" b="124460"/>
+            <wp:docPr id="1792278265" name="Picture 1"/>
             <wp:cNvGraphicFramePr>
               <a:graphicFrameLocks xmlns:a="http://schemas.openxmlformats.org/drawingml/2006/main" noChangeAspect="1"/>
             </wp:cNvGraphicFramePr>
@@ -216,7 +290,7 @@
               <a:graphicData uri="http://schemas.openxmlformats.org/drawingml/2006/picture">
                 <pic:pic xmlns:pic="http://schemas.openxmlformats.org/drawingml/2006/picture">
                   <pic:nvPicPr>
-                    <pic:cNvPr id="1500650993" name=""/>
+                    <pic:cNvPr id="1792278265" name=""/>
                     <pic:cNvPicPr/>
                   </pic:nvPicPr>
                   <pic:blipFill>
@@ -228,7 +302,7 @@
                   <pic:spPr>
                     <a:xfrm>
                       <a:off x="0" y="0"/>
-                      <a:ext cx="4657973" cy="4413033"/>
+                      <a:ext cx="3838924" cy="3594733"/>
                     </a:xfrm>
                     <a:prstGeom prst="rect">
                       <a:avLst/>
@@ -257,8 +331,32 @@
     </w:p>
     <w:p>
       <w:pPr>
+        <w:tabs>
+          <w:tab w:val="left" w:pos="284"/>
+        </w:tabs>
         <w:jc w:val="center"/>
         <w:rPr>
+          <w:b/>
+          <w:bCs/>
+          <w:sz w:val="28"/>
+          <w:szCs w:val="28"/>
+          <w:lang w:val="vi-VN"/>
+        </w:rPr>
+      </w:pPr>
+    </w:p>
+    <w:p>
+      <w:pPr>
+        <w:pStyle w:val="ListParagraph"/>
+        <w:numPr>
+          <w:ilvl w:val="0"/>
+          <w:numId w:val="20"/>
+        </w:numPr>
+        <w:tabs>
+          <w:tab w:val="left" w:pos="284"/>
+        </w:tabs>
+        <w:rPr>
+          <w:b/>
+          <w:bCs/>
           <w:sz w:val="28"/>
           <w:szCs w:val="28"/>
           <w:lang w:val="vi-VN"/>
@@ -266,17 +364,42 @@
       </w:pPr>
       <w:r>
         <w:rPr>
-          <w:noProof/>
-          <w:sz w:val="28"/>
-          <w:szCs w:val="28"/>
-          <w:lang w:val="vi-VN"/>
-        </w:rPr>
-        <w:lastRenderedPageBreak/>
+          <w:b/>
+          <w:bCs/>
+          <w:sz w:val="28"/>
+          <w:szCs w:val="28"/>
+          <w:lang w:val="vi-VN"/>
+        </w:rPr>
+        <w:t xml:space="preserve">VMNet 3 : </w:t>
+      </w:r>
+    </w:p>
+    <w:p>
+      <w:pPr>
+        <w:tabs>
+          <w:tab w:val="left" w:pos="284"/>
+        </w:tabs>
+        <w:jc w:val="center"/>
+        <w:rPr>
+          <w:b/>
+          <w:bCs/>
+          <w:sz w:val="28"/>
+          <w:szCs w:val="28"/>
+          <w:lang w:val="vi-VN"/>
+        </w:rPr>
+      </w:pPr>
+      <w:r>
+        <w:rPr>
+          <w:b/>
+          <w:bCs/>
+          <w:sz w:val="28"/>
+          <w:szCs w:val="28"/>
+          <w:lang w:val="vi-VN"/>
+        </w:rPr>
         <w:drawing>
-          <wp:inline distT="0" distB="0" distL="0" distR="0" wp14:anchorId="6ACDCFAC" wp14:editId="74764990">
-            <wp:extent cx="4411345" cy="3856462"/>
-            <wp:effectExtent l="76200" t="76200" r="141605" b="125095"/>
-            <wp:docPr id="397936704" name="Picture 1"/>
+          <wp:inline distT="0" distB="0" distL="0" distR="0" wp14:anchorId="2DC42AB9" wp14:editId="236D1308">
+            <wp:extent cx="3869371" cy="3632200"/>
+            <wp:effectExtent l="76200" t="76200" r="131445" b="139700"/>
+            <wp:docPr id="1398858756" name="Picture 1"/>
             <wp:cNvGraphicFramePr>
               <a:graphicFrameLocks xmlns:a="http://schemas.openxmlformats.org/drawingml/2006/main" noChangeAspect="1"/>
             </wp:cNvGraphicFramePr>
@@ -284,7 +407,7 @@
               <a:graphicData uri="http://schemas.openxmlformats.org/drawingml/2006/picture">
                 <pic:pic xmlns:pic="http://schemas.openxmlformats.org/drawingml/2006/picture">
                   <pic:nvPicPr>
-                    <pic:cNvPr id="397936704" name=""/>
+                    <pic:cNvPr id="1398858756" name=""/>
                     <pic:cNvPicPr/>
                   </pic:nvPicPr>
                   <pic:blipFill>
@@ -296,7 +419,7 @@
                   <pic:spPr>
                     <a:xfrm>
                       <a:off x="0" y="0"/>
-                      <a:ext cx="4415963" cy="3860499"/>
+                      <a:ext cx="3877866" cy="3640174"/>
                     </a:xfrm>
                     <a:prstGeom prst="rect">
                       <a:avLst/>
@@ -325,8 +448,43 @@
     </w:p>
     <w:p>
       <w:pPr>
+        <w:pStyle w:val="ListParagraph"/>
+        <w:numPr>
+          <w:ilvl w:val="0"/>
+          <w:numId w:val="20"/>
+        </w:numPr>
+        <w:tabs>
+          <w:tab w:val="left" w:pos="284"/>
+        </w:tabs>
+        <w:rPr>
+          <w:b/>
+          <w:bCs/>
+          <w:sz w:val="28"/>
+          <w:szCs w:val="28"/>
+          <w:lang w:val="vi-VN"/>
+        </w:rPr>
+      </w:pPr>
+      <w:r>
+        <w:rPr>
+          <w:b/>
+          <w:bCs/>
+          <w:sz w:val="28"/>
+          <w:szCs w:val="28"/>
+          <w:lang w:val="vi-VN"/>
+        </w:rPr>
+        <w:t xml:space="preserve">VMNet 4 : </w:t>
+      </w:r>
+    </w:p>
+    <w:p>
+      <w:pPr>
+        <w:tabs>
+          <w:tab w:val="left" w:pos="284"/>
+        </w:tabs>
+        <w:ind w:left="360"/>
         <w:jc w:val="center"/>
         <w:rPr>
+          <w:b/>
+          <w:bCs/>
           <w:sz w:val="28"/>
           <w:szCs w:val="28"/>
           <w:lang w:val="vi-VN"/>
@@ -334,16 +492,18 @@
       </w:pPr>
       <w:r>
         <w:rPr>
-          <w:noProof/>
-          <w:sz w:val="28"/>
-          <w:szCs w:val="28"/>
-          <w:lang w:val="vi-VN"/>
-        </w:rPr>
+          <w:b/>
+          <w:bCs/>
+          <w:sz w:val="28"/>
+          <w:szCs w:val="28"/>
+          <w:lang w:val="vi-VN"/>
+        </w:rPr>
+        <w:lastRenderedPageBreak/>
         <w:drawing>
-          <wp:inline distT="0" distB="0" distL="0" distR="0" wp14:anchorId="1879C4B7" wp14:editId="5A151E64">
-            <wp:extent cx="4525645" cy="4262718"/>
-            <wp:effectExtent l="76200" t="76200" r="141605" b="138430"/>
-            <wp:docPr id="252048105" name="Picture 1"/>
+          <wp:inline distT="0" distB="0" distL="0" distR="0" wp14:anchorId="279CA01C" wp14:editId="10B71A79">
+            <wp:extent cx="4097870" cy="3835400"/>
+            <wp:effectExtent l="76200" t="76200" r="131445" b="127000"/>
+            <wp:docPr id="364511110" name="Picture 1"/>
             <wp:cNvGraphicFramePr>
               <a:graphicFrameLocks xmlns:a="http://schemas.openxmlformats.org/drawingml/2006/main" noChangeAspect="1"/>
             </wp:cNvGraphicFramePr>
@@ -351,7 +511,7 @@
               <a:graphicData uri="http://schemas.openxmlformats.org/drawingml/2006/picture">
                 <pic:pic xmlns:pic="http://schemas.openxmlformats.org/drawingml/2006/picture">
                   <pic:nvPicPr>
-                    <pic:cNvPr id="252048105" name=""/>
+                    <pic:cNvPr id="364511110" name=""/>
                     <pic:cNvPicPr/>
                   </pic:nvPicPr>
                   <pic:blipFill>
@@ -363,7 +523,7 @@
                   <pic:spPr>
                     <a:xfrm>
                       <a:off x="0" y="0"/>
-                      <a:ext cx="4527600" cy="4264559"/>
+                      <a:ext cx="4104423" cy="3841534"/>
                     </a:xfrm>
                     <a:prstGeom prst="rect">
                       <a:avLst/>
@@ -392,12 +552,81 @@
     </w:p>
     <w:p>
       <w:pPr>
+        <w:tabs>
+          <w:tab w:val="left" w:pos="284"/>
+        </w:tabs>
+        <w:ind w:left="360"/>
+        <w:jc w:val="center"/>
+        <w:rPr>
+          <w:b/>
+          <w:bCs/>
+          <w:sz w:val="28"/>
+          <w:szCs w:val="28"/>
+          <w:lang w:val="vi-VN"/>
+        </w:rPr>
+      </w:pPr>
+    </w:p>
+    <w:p>
+      <w:pPr>
+        <w:tabs>
+          <w:tab w:val="left" w:pos="284"/>
+        </w:tabs>
+        <w:ind w:left="360"/>
+        <w:jc w:val="center"/>
+        <w:rPr>
+          <w:b/>
+          <w:bCs/>
+          <w:sz w:val="28"/>
+          <w:szCs w:val="28"/>
+          <w:lang w:val="vi-VN"/>
+        </w:rPr>
+      </w:pPr>
+    </w:p>
+    <w:p>
+      <w:pPr>
+        <w:tabs>
+          <w:tab w:val="left" w:pos="284"/>
+        </w:tabs>
+        <w:ind w:left="360"/>
+        <w:jc w:val="center"/>
+        <w:rPr>
+          <w:b/>
+          <w:bCs/>
+          <w:sz w:val="28"/>
+          <w:szCs w:val="28"/>
+          <w:lang w:val="vi-VN"/>
+        </w:rPr>
+      </w:pPr>
+    </w:p>
+    <w:p>
+      <w:pPr>
+        <w:tabs>
+          <w:tab w:val="left" w:pos="284"/>
+        </w:tabs>
+        <w:ind w:left="360"/>
+        <w:jc w:val="center"/>
+        <w:rPr>
+          <w:b/>
+          <w:bCs/>
+          <w:sz w:val="28"/>
+          <w:szCs w:val="28"/>
+          <w:lang w:val="vi-VN"/>
+        </w:rPr>
+      </w:pPr>
+    </w:p>
+    <w:p>
+      <w:pPr>
         <w:pStyle w:val="ListParagraph"/>
         <w:numPr>
           <w:ilvl w:val="0"/>
-          <w:numId w:val="18"/>
+          <w:numId w:val="20"/>
         </w:numPr>
-        <w:rPr>
+        <w:tabs>
+          <w:tab w:val="left" w:pos="284"/>
+        </w:tabs>
+        <w:rPr>
+          <w:b/>
+          <w:bCs/>
           <w:sz w:val="28"/>
           <w:szCs w:val="28"/>
           <w:lang w:val="vi-VN"/>
@@ -405,21 +634,24 @@
       </w:pPr>
       <w:r>
         <w:rPr>
-          <w:sz w:val="28"/>
-          <w:szCs w:val="28"/>
-          <w:lang w:val="vi-VN"/>
-        </w:rPr>
-        <w:t>Cấu hình máy Domain Server</w:t>
+          <w:b/>
+          <w:bCs/>
+          <w:sz w:val="28"/>
+          <w:szCs w:val="28"/>
+          <w:lang w:val="vi-VN"/>
+        </w:rPr>
+        <w:t xml:space="preserve">VMNet 5 : </w:t>
       </w:r>
     </w:p>
     <w:p>
       <w:pPr>
-        <w:pStyle w:val="ListParagraph"/>
-        <w:numPr>
-          <w:ilvl w:val="0"/>
-          <w:numId w:val="19"/>
-        </w:numPr>
-        <w:rPr>
+        <w:tabs>
+          <w:tab w:val="left" w:pos="284"/>
+        </w:tabs>
+        <w:jc w:val="center"/>
+        <w:rPr>
+          <w:b/>
+          <w:bCs/>
           <w:sz w:val="28"/>
           <w:szCs w:val="28"/>
           <w:lang w:val="vi-VN"/>
@@ -427,44 +659,18 @@
       </w:pPr>
       <w:r>
         <w:rPr>
-          <w:sz w:val="28"/>
-          <w:szCs w:val="28"/>
-          <w:lang w:val="vi-VN"/>
-        </w:rPr>
-        <w:t>Đặt IP tĩnh cho mạng LAN</w:t>
-      </w:r>
-    </w:p>
-    <w:p>
-      <w:pPr>
-        <w:rPr>
-          <w:sz w:val="28"/>
-          <w:szCs w:val="28"/>
-          <w:lang w:val="vi-VN"/>
-        </w:rPr>
-      </w:pPr>
-    </w:p>
-    <w:p>
-      <w:pPr>
-        <w:jc w:val="center"/>
-        <w:rPr>
-          <w:sz w:val="28"/>
-          <w:szCs w:val="28"/>
-          <w:lang w:val="vi-VN"/>
-        </w:rPr>
-      </w:pPr>
-      <w:r>
-        <w:rPr>
-          <w:noProof/>
+          <w:b/>
+          <w:bCs/>
           <w:sz w:val="28"/>
           <w:szCs w:val="28"/>
           <w:lang w:val="vi-VN"/>
         </w:rPr>
         <w:lastRenderedPageBreak/>
         <w:drawing>
-          <wp:inline distT="0" distB="0" distL="0" distR="0" wp14:anchorId="4A1D5457" wp14:editId="04F2E391">
-            <wp:extent cx="4229690" cy="5306165"/>
-            <wp:effectExtent l="76200" t="76200" r="133350" b="142240"/>
-            <wp:docPr id="1348096154" name="Picture 1"/>
+          <wp:inline distT="0" distB="0" distL="0" distR="0" wp14:anchorId="5A9587DC" wp14:editId="34ED7657">
+            <wp:extent cx="5088467" cy="4776012"/>
+            <wp:effectExtent l="76200" t="76200" r="131445" b="139065"/>
+            <wp:docPr id="1525628924" name="Picture 1"/>
             <wp:cNvGraphicFramePr>
               <a:graphicFrameLocks xmlns:a="http://schemas.openxmlformats.org/drawingml/2006/main" noChangeAspect="1"/>
             </wp:cNvGraphicFramePr>
@@ -472,7 +678,7 @@
               <a:graphicData uri="http://schemas.openxmlformats.org/drawingml/2006/picture">
                 <pic:pic xmlns:pic="http://schemas.openxmlformats.org/drawingml/2006/picture">
                   <pic:nvPicPr>
-                    <pic:cNvPr id="1348096154" name=""/>
+                    <pic:cNvPr id="1525628924" name=""/>
                     <pic:cNvPicPr/>
                   </pic:nvPicPr>
                   <pic:blipFill>
@@ -484,7 +690,7 @@
                   <pic:spPr>
                     <a:xfrm>
                       <a:off x="0" y="0"/>
-                      <a:ext cx="4229690" cy="5306165"/>
+                      <a:ext cx="5094613" cy="4781781"/>
                     </a:xfrm>
                     <a:prstGeom prst="rect">
                       <a:avLst/>
@@ -518,7 +724,12 @@
           <w:ilvl w:val="0"/>
           <w:numId w:val="19"/>
         </w:numPr>
-        <w:rPr>
+        <w:tabs>
+          <w:tab w:val="left" w:pos="284"/>
+        </w:tabs>
+        <w:ind w:hanging="720"/>
+        <w:rPr>
+          <w:b/>
           <w:bCs/>
           <w:sz w:val="28"/>
           <w:szCs w:val="28"/>
@@ -527,17 +738,304 @@
       </w:pPr>
       <w:r>
         <w:rPr>
-          <w:bCs/>
-          <w:sz w:val="26"/>
-          <w:szCs w:val="26"/>
-        </w:rPr>
-        <w:t>Cài vai trò Active Directory Domain Services</w:t>
+          <w:b/>
+          <w:bCs/>
+          <w:sz w:val="28"/>
+          <w:szCs w:val="28"/>
+          <w:lang w:val="vi-VN"/>
+        </w:rPr>
+        <w:t xml:space="preserve">Cấu hình Domain Controller </w:t>
       </w:r>
     </w:p>
     <w:p>
       <w:pPr>
+        <w:tabs>
+          <w:tab w:val="left" w:pos="284"/>
+        </w:tabs>
+        <w:rPr>
+          <w:b/>
+          <w:bCs/>
+          <w:sz w:val="28"/>
+          <w:szCs w:val="28"/>
+          <w:lang w:val="vi-VN"/>
+        </w:rPr>
+      </w:pPr>
+    </w:p>
+    <w:p>
+      <w:pPr>
+        <w:tabs>
+          <w:tab w:val="left" w:pos="284"/>
+        </w:tabs>
+        <w:rPr>
+          <w:b/>
+          <w:bCs/>
+          <w:sz w:val="28"/>
+          <w:szCs w:val="28"/>
+          <w:lang w:val="vi-VN"/>
+        </w:rPr>
+      </w:pPr>
+    </w:p>
+    <w:p>
+      <w:pPr>
+        <w:tabs>
+          <w:tab w:val="left" w:pos="284"/>
+        </w:tabs>
+        <w:rPr>
+          <w:b/>
+          <w:bCs/>
+          <w:sz w:val="28"/>
+          <w:szCs w:val="28"/>
+          <w:lang w:val="vi-VN"/>
+        </w:rPr>
+      </w:pPr>
+    </w:p>
+    <w:p>
+      <w:pPr>
+        <w:tabs>
+          <w:tab w:val="left" w:pos="284"/>
+        </w:tabs>
+        <w:rPr>
+          <w:b/>
+          <w:bCs/>
+          <w:sz w:val="28"/>
+          <w:szCs w:val="28"/>
+          <w:lang w:val="vi-VN"/>
+        </w:rPr>
+      </w:pPr>
+    </w:p>
+    <w:p>
+      <w:pPr>
+        <w:tabs>
+          <w:tab w:val="left" w:pos="284"/>
+        </w:tabs>
+        <w:rPr>
+          <w:b/>
+          <w:bCs/>
+          <w:sz w:val="28"/>
+          <w:szCs w:val="28"/>
+          <w:lang w:val="vi-VN"/>
+        </w:rPr>
+      </w:pPr>
+    </w:p>
+    <w:p>
+      <w:pPr>
+        <w:tabs>
+          <w:tab w:val="left" w:pos="284"/>
+        </w:tabs>
+        <w:rPr>
+          <w:b/>
+          <w:bCs/>
+          <w:sz w:val="28"/>
+          <w:szCs w:val="28"/>
+          <w:lang w:val="vi-VN"/>
+        </w:rPr>
+      </w:pPr>
+    </w:p>
+    <w:p>
+      <w:pPr>
+        <w:tabs>
+          <w:tab w:val="left" w:pos="284"/>
+        </w:tabs>
+        <w:rPr>
+          <w:b/>
+          <w:bCs/>
+          <w:sz w:val="28"/>
+          <w:szCs w:val="28"/>
+          <w:lang w:val="vi-VN"/>
+        </w:rPr>
+      </w:pPr>
+    </w:p>
+    <w:p>
+      <w:pPr>
+        <w:tabs>
+          <w:tab w:val="left" w:pos="284"/>
+        </w:tabs>
+        <w:rPr>
+          <w:b/>
+          <w:bCs/>
+          <w:sz w:val="28"/>
+          <w:szCs w:val="28"/>
+          <w:lang w:val="vi-VN"/>
+        </w:rPr>
+      </w:pPr>
+    </w:p>
+    <w:p>
+      <w:pPr>
+        <w:tabs>
+          <w:tab w:val="left" w:pos="284"/>
+        </w:tabs>
+        <w:rPr>
+          <w:b/>
+          <w:bCs/>
+          <w:sz w:val="28"/>
+          <w:szCs w:val="28"/>
+          <w:lang w:val="vi-VN"/>
+        </w:rPr>
+      </w:pPr>
+    </w:p>
+    <w:p>
+      <w:pPr>
+        <w:tabs>
+          <w:tab w:val="left" w:pos="284"/>
+        </w:tabs>
+        <w:rPr>
+          <w:b/>
+          <w:bCs/>
+          <w:sz w:val="28"/>
+          <w:szCs w:val="28"/>
+          <w:lang w:val="vi-VN"/>
+        </w:rPr>
+      </w:pPr>
+    </w:p>
+    <w:p>
+      <w:pPr>
+        <w:tabs>
+          <w:tab w:val="left" w:pos="284"/>
+        </w:tabs>
+        <w:rPr>
+          <w:b/>
+          <w:bCs/>
+          <w:sz w:val="28"/>
+          <w:szCs w:val="28"/>
+          <w:lang w:val="vi-VN"/>
+        </w:rPr>
+      </w:pPr>
+    </w:p>
+    <w:p>
+      <w:pPr>
+        <w:tabs>
+          <w:tab w:val="left" w:pos="284"/>
+        </w:tabs>
+        <w:rPr>
+          <w:b/>
+          <w:bCs/>
+          <w:sz w:val="28"/>
+          <w:szCs w:val="28"/>
+          <w:lang w:val="vi-VN"/>
+        </w:rPr>
+      </w:pPr>
+    </w:p>
+    <w:p>
+      <w:pPr>
+        <w:tabs>
+          <w:tab w:val="left" w:pos="284"/>
+        </w:tabs>
+        <w:rPr>
+          <w:b/>
+          <w:bCs/>
+          <w:sz w:val="28"/>
+          <w:szCs w:val="28"/>
+          <w:lang w:val="vi-VN"/>
+        </w:rPr>
+      </w:pPr>
+    </w:p>
+    <w:p>
+      <w:pPr>
+        <w:tabs>
+          <w:tab w:val="left" w:pos="284"/>
+        </w:tabs>
+        <w:rPr>
+          <w:b/>
+          <w:bCs/>
+          <w:sz w:val="28"/>
+          <w:szCs w:val="28"/>
+          <w:lang w:val="vi-VN"/>
+        </w:rPr>
+      </w:pPr>
+    </w:p>
+    <w:p>
+      <w:pPr>
+        <w:tabs>
+          <w:tab w:val="left" w:pos="284"/>
+        </w:tabs>
+        <w:rPr>
+          <w:b/>
+          <w:bCs/>
+          <w:sz w:val="28"/>
+          <w:szCs w:val="28"/>
+          <w:lang w:val="vi-VN"/>
+        </w:rPr>
+      </w:pPr>
+    </w:p>
+    <w:p>
+      <w:pPr>
+        <w:tabs>
+          <w:tab w:val="left" w:pos="284"/>
+        </w:tabs>
+        <w:rPr>
+          <w:b/>
+          <w:bCs/>
+          <w:sz w:val="28"/>
+          <w:szCs w:val="28"/>
+          <w:lang w:val="vi-VN"/>
+        </w:rPr>
+      </w:pPr>
+    </w:p>
+    <w:p>
+      <w:pPr>
+        <w:tabs>
+          <w:tab w:val="left" w:pos="284"/>
+        </w:tabs>
+        <w:rPr>
+          <w:b/>
+          <w:bCs/>
+          <w:sz w:val="28"/>
+          <w:szCs w:val="28"/>
+          <w:lang w:val="vi-VN"/>
+        </w:rPr>
+      </w:pPr>
+    </w:p>
+    <w:p>
+      <w:pPr>
+        <w:tabs>
+          <w:tab w:val="left" w:pos="284"/>
+        </w:tabs>
+        <w:rPr>
+          <w:b/>
+          <w:bCs/>
+          <w:sz w:val="28"/>
+          <w:szCs w:val="28"/>
+          <w:lang w:val="vi-VN"/>
+        </w:rPr>
+      </w:pPr>
+    </w:p>
+    <w:p>
+      <w:pPr>
+        <w:pStyle w:val="ListParagraph"/>
+        <w:numPr>
+          <w:ilvl w:val="0"/>
+          <w:numId w:val="20"/>
+        </w:numPr>
+        <w:tabs>
+          <w:tab w:val="left" w:pos="284"/>
+        </w:tabs>
+        <w:rPr>
+          <w:b/>
+          <w:bCs/>
+          <w:sz w:val="28"/>
+          <w:szCs w:val="28"/>
+          <w:lang w:val="vi-VN"/>
+        </w:rPr>
+      </w:pPr>
+      <w:r>
+        <w:rPr>
+          <w:b/>
+          <w:bCs/>
+          <w:sz w:val="28"/>
+          <w:szCs w:val="28"/>
+          <w:lang w:val="vi-VN"/>
+        </w:rPr>
+        <w:t xml:space="preserve">Cấu hình IP </w:t>
+      </w:r>
+    </w:p>
+    <w:p>
+      <w:pPr>
+        <w:tabs>
+          <w:tab w:val="left" w:pos="284"/>
+        </w:tabs>
         <w:jc w:val="center"/>
         <w:rPr>
+          <w:b/>
           <w:bCs/>
           <w:sz w:val="28"/>
           <w:szCs w:val="28"/>
@@ -546,17 +1044,18 @@
       </w:pPr>
       <w:r>
         <w:rPr>
-          <w:bCs/>
-          <w:noProof/>
-          <w:sz w:val="28"/>
-          <w:szCs w:val="28"/>
-          <w:lang w:val="vi-VN"/>
-        </w:rPr>
+          <w:b/>
+          <w:bCs/>
+          <w:sz w:val="28"/>
+          <w:szCs w:val="28"/>
+          <w:lang w:val="vi-VN"/>
+        </w:rPr>
+        <w:lastRenderedPageBreak/>
         <w:drawing>
-          <wp:inline distT="0" distB="0" distL="0" distR="0" wp14:anchorId="2C2ED239" wp14:editId="2E0E1EAF">
-            <wp:extent cx="5760085" cy="2978150"/>
-            <wp:effectExtent l="76200" t="76200" r="126365" b="127000"/>
-            <wp:docPr id="1767529773" name="Picture 1"/>
+          <wp:inline distT="0" distB="0" distL="0" distR="0" wp14:anchorId="166C929C" wp14:editId="23C4784D">
+            <wp:extent cx="4268536" cy="4445000"/>
+            <wp:effectExtent l="76200" t="76200" r="132080" b="127000"/>
+            <wp:docPr id="1354846335" name="Picture 1"/>
             <wp:cNvGraphicFramePr>
               <a:graphicFrameLocks xmlns:a="http://schemas.openxmlformats.org/drawingml/2006/main" noChangeAspect="1"/>
             </wp:cNvGraphicFramePr>
@@ -564,7 +1063,7 @@
               <a:graphicData uri="http://schemas.openxmlformats.org/drawingml/2006/picture">
                 <pic:pic xmlns:pic="http://schemas.openxmlformats.org/drawingml/2006/picture">
                   <pic:nvPicPr>
-                    <pic:cNvPr id="1767529773" name=""/>
+                    <pic:cNvPr id="1354846335" name=""/>
                     <pic:cNvPicPr/>
                   </pic:nvPicPr>
                   <pic:blipFill>
@@ -576,7 +1075,7 @@
                   <pic:spPr>
                     <a:xfrm>
                       <a:off x="0" y="0"/>
-                      <a:ext cx="5760085" cy="2978150"/>
+                      <a:ext cx="4276485" cy="4453278"/>
                     </a:xfrm>
                     <a:prstGeom prst="rect">
                       <a:avLst/>
@@ -605,8 +1104,41 @@
     </w:p>
     <w:p>
       <w:pPr>
+        <w:pStyle w:val="ListParagraph"/>
+        <w:numPr>
+          <w:ilvl w:val="0"/>
+          <w:numId w:val="20"/>
+        </w:numPr>
+        <w:tabs>
+          <w:tab w:val="left" w:pos="284"/>
+        </w:tabs>
+        <w:rPr>
+          <w:b/>
+          <w:bCs/>
+          <w:sz w:val="28"/>
+          <w:szCs w:val="28"/>
+          <w:lang w:val="vi-VN"/>
+        </w:rPr>
+      </w:pPr>
+      <w:r>
+        <w:rPr>
+          <w:b/>
+          <w:bCs/>
+          <w:sz w:val="28"/>
+          <w:szCs w:val="28"/>
+          <w:lang w:val="vi-VN"/>
+        </w:rPr>
+        <w:t>Cài AD DS và DNS sau đó tạo forest mới là lab6.test</w:t>
+      </w:r>
+    </w:p>
+    <w:p>
+      <w:pPr>
+        <w:tabs>
+          <w:tab w:val="left" w:pos="284"/>
+        </w:tabs>
         <w:jc w:val="center"/>
         <w:rPr>
+          <w:b/>
           <w:bCs/>
           <w:sz w:val="28"/>
           <w:szCs w:val="28"/>
@@ -615,18 +1147,17 @@
       </w:pPr>
       <w:r>
         <w:rPr>
-          <w:bCs/>
-          <w:noProof/>
-          <w:sz w:val="28"/>
-          <w:szCs w:val="28"/>
-          <w:lang w:val="vi-VN"/>
-        </w:rPr>
-        <w:lastRenderedPageBreak/>
+          <w:b/>
+          <w:bCs/>
+          <w:sz w:val="28"/>
+          <w:szCs w:val="28"/>
+          <w:lang w:val="vi-VN"/>
+        </w:rPr>
         <w:drawing>
-          <wp:inline distT="0" distB="0" distL="0" distR="0" wp14:anchorId="2DA35AA5" wp14:editId="5416BDBB">
-            <wp:extent cx="5760085" cy="4227830"/>
-            <wp:effectExtent l="76200" t="76200" r="126365" b="134620"/>
-            <wp:docPr id="1023635" name="Picture 1"/>
+          <wp:inline distT="0" distB="0" distL="0" distR="0" wp14:anchorId="53AA06F7" wp14:editId="0EF64A5D">
+            <wp:extent cx="4783667" cy="3526445"/>
+            <wp:effectExtent l="76200" t="76200" r="131445" b="131445"/>
+            <wp:docPr id="988974584" name="Picture 1"/>
             <wp:cNvGraphicFramePr>
               <a:graphicFrameLocks xmlns:a="http://schemas.openxmlformats.org/drawingml/2006/main" noChangeAspect="1"/>
             </wp:cNvGraphicFramePr>
@@ -634,7 +1165,7 @@
               <a:graphicData uri="http://schemas.openxmlformats.org/drawingml/2006/picture">
                 <pic:pic xmlns:pic="http://schemas.openxmlformats.org/drawingml/2006/picture">
                   <pic:nvPicPr>
-                    <pic:cNvPr id="1023635" name=""/>
+                    <pic:cNvPr id="988974584" name=""/>
                     <pic:cNvPicPr/>
                   </pic:nvPicPr>
                   <pic:blipFill>
@@ -646,7 +1177,7 @@
                   <pic:spPr>
                     <a:xfrm>
                       <a:off x="0" y="0"/>
-                      <a:ext cx="5760085" cy="4227830"/>
+                      <a:ext cx="4790462" cy="3531454"/>
                     </a:xfrm>
                     <a:prstGeom prst="rect">
                       <a:avLst/>
@@ -675,8 +1206,41 @@
     </w:p>
     <w:p>
       <w:pPr>
+        <w:pStyle w:val="ListParagraph"/>
+        <w:numPr>
+          <w:ilvl w:val="0"/>
+          <w:numId w:val="20"/>
+        </w:numPr>
+        <w:tabs>
+          <w:tab w:val="left" w:pos="284"/>
+        </w:tabs>
+        <w:rPr>
+          <w:b/>
+          <w:bCs/>
+          <w:sz w:val="28"/>
+          <w:szCs w:val="28"/>
+          <w:lang w:val="vi-VN"/>
+        </w:rPr>
+      </w:pPr>
+      <w:r>
+        <w:rPr>
+          <w:b/>
+          <w:bCs/>
+          <w:sz w:val="28"/>
+          <w:szCs w:val="28"/>
+          <w:lang w:val="vi-VN"/>
+        </w:rPr>
+        <w:t>Cấu hình DNS</w:t>
+      </w:r>
+    </w:p>
+    <w:p>
+      <w:pPr>
+        <w:tabs>
+          <w:tab w:val="left" w:pos="284"/>
+        </w:tabs>
         <w:jc w:val="center"/>
         <w:rPr>
+          <w:b/>
           <w:bCs/>
           <w:sz w:val="28"/>
           <w:szCs w:val="28"/>
@@ -685,17 +1249,18 @@
       </w:pPr>
       <w:r>
         <w:rPr>
-          <w:bCs/>
-          <w:noProof/>
-          <w:sz w:val="28"/>
-          <w:szCs w:val="28"/>
-          <w:lang w:val="vi-VN"/>
-        </w:rPr>
+          <w:b/>
+          <w:bCs/>
+          <w:sz w:val="28"/>
+          <w:szCs w:val="28"/>
+          <w:lang w:val="vi-VN"/>
+        </w:rPr>
+        <w:lastRenderedPageBreak/>
         <w:drawing>
-          <wp:inline distT="0" distB="0" distL="0" distR="0" wp14:anchorId="58856731" wp14:editId="4D481188">
-            <wp:extent cx="5760085" cy="4255770"/>
-            <wp:effectExtent l="76200" t="76200" r="126365" b="125730"/>
-            <wp:docPr id="1400772789" name="Picture 1"/>
+          <wp:inline distT="0" distB="0" distL="0" distR="0" wp14:anchorId="7AF1C2BF" wp14:editId="32811DBD">
+            <wp:extent cx="5240867" cy="3557272"/>
+            <wp:effectExtent l="76200" t="76200" r="131445" b="138430"/>
+            <wp:docPr id="1877078469" name="Picture 1"/>
             <wp:cNvGraphicFramePr>
               <a:graphicFrameLocks xmlns:a="http://schemas.openxmlformats.org/drawingml/2006/main" noChangeAspect="1"/>
             </wp:cNvGraphicFramePr>
@@ -703,7 +1268,7 @@
               <a:graphicData uri="http://schemas.openxmlformats.org/drawingml/2006/picture">
                 <pic:pic xmlns:pic="http://schemas.openxmlformats.org/drawingml/2006/picture">
                   <pic:nvPicPr>
-                    <pic:cNvPr id="1400772789" name=""/>
+                    <pic:cNvPr id="1877078469" name=""/>
                     <pic:cNvPicPr/>
                   </pic:nvPicPr>
                   <pic:blipFill>
@@ -715,7 +1280,7 @@
                   <pic:spPr>
                     <a:xfrm>
                       <a:off x="0" y="0"/>
-                      <a:ext cx="5760085" cy="4255770"/>
+                      <a:ext cx="5244566" cy="3559783"/>
                     </a:xfrm>
                     <a:prstGeom prst="rect">
                       <a:avLst/>
@@ -747,9 +1312,13 @@
         <w:pStyle w:val="ListParagraph"/>
         <w:numPr>
           <w:ilvl w:val="0"/>
-          <w:numId w:val="18"/>
+          <w:numId w:val="20"/>
         </w:numPr>
-        <w:rPr>
+        <w:tabs>
+          <w:tab w:val="left" w:pos="284"/>
+        </w:tabs>
+        <w:rPr>
+          <w:b/>
           <w:bCs/>
           <w:sz w:val="28"/>
           <w:szCs w:val="28"/>
@@ -758,18 +1327,32 @@
       </w:pPr>
       <w:r>
         <w:rPr>
-          <w:bCs/>
-          <w:sz w:val="28"/>
-          <w:szCs w:val="28"/>
-          <w:lang w:val="vi-VN"/>
-        </w:rPr>
-        <w:t>Truy cập giao diện quản trị pfSense</w:t>
+          <w:b/>
+          <w:bCs/>
+          <w:sz w:val="28"/>
+          <w:szCs w:val="28"/>
+          <w:lang w:val="vi-VN"/>
+        </w:rPr>
+        <w:t xml:space="preserve">Tạo </w:t>
       </w:r>
-    </w:p>
-    <w:p>
-      <w:pPr>
+      <w:r>
+        <w:rPr>
+          <w:b/>
+          <w:bCs/>
+          <w:sz w:val="28"/>
+          <w:szCs w:val="28"/>
+        </w:rPr>
+        <w:t>OU LAB6-Users và hai user sv_a, sv_b</w:t>
+      </w:r>
+    </w:p>
+    <w:p>
+      <w:pPr>
+        <w:tabs>
+          <w:tab w:val="left" w:pos="284"/>
+        </w:tabs>
         <w:jc w:val="center"/>
         <w:rPr>
+          <w:b/>
           <w:bCs/>
           <w:sz w:val="28"/>
           <w:szCs w:val="28"/>
@@ -778,17 +1361,17 @@
       </w:pPr>
       <w:r>
         <w:rPr>
-          <w:bCs/>
-          <w:sz w:val="28"/>
-          <w:szCs w:val="28"/>
-          <w:lang w:val="vi-VN"/>
-        </w:rPr>
-        <w:lastRenderedPageBreak/>
+          <w:b/>
+          <w:bCs/>
+          <w:sz w:val="28"/>
+          <w:szCs w:val="28"/>
+          <w:lang w:val="vi-VN"/>
+        </w:rPr>
         <w:drawing>
-          <wp:inline distT="0" distB="0" distL="0" distR="0" wp14:anchorId="28A8E397" wp14:editId="5873FD54">
-            <wp:extent cx="5546813" cy="4046220"/>
-            <wp:effectExtent l="76200" t="76200" r="130175" b="125730"/>
-            <wp:docPr id="119008067" name="Picture 1"/>
+          <wp:inline distT="0" distB="0" distL="0" distR="0" wp14:anchorId="6C46FC61" wp14:editId="7EEAA88F">
+            <wp:extent cx="5376334" cy="3916527"/>
+            <wp:effectExtent l="76200" t="76200" r="129540" b="141605"/>
+            <wp:docPr id="1202969211" name="Picture 1"/>
             <wp:cNvGraphicFramePr>
               <a:graphicFrameLocks xmlns:a="http://schemas.openxmlformats.org/drawingml/2006/main" noChangeAspect="1"/>
             </wp:cNvGraphicFramePr>
@@ -796,7 +1379,7 @@
               <a:graphicData uri="http://schemas.openxmlformats.org/drawingml/2006/picture">
                 <pic:pic xmlns:pic="http://schemas.openxmlformats.org/drawingml/2006/picture">
                   <pic:nvPicPr>
-                    <pic:cNvPr id="119008067" name=""/>
+                    <pic:cNvPr id="1202969211" name=""/>
                     <pic:cNvPicPr/>
                   </pic:nvPicPr>
                   <pic:blipFill>
@@ -808,7 +1391,7 @@
                   <pic:spPr>
                     <a:xfrm>
                       <a:off x="0" y="0"/>
-                      <a:ext cx="5547636" cy="4046820"/>
+                      <a:ext cx="5378694" cy="3918246"/>
                     </a:xfrm>
                     <a:prstGeom prst="rect">
                       <a:avLst/>
@@ -837,7 +1420,11 @@
     </w:p>
     <w:p>
       <w:pPr>
-        <w:rPr>
+        <w:tabs>
+          <w:tab w:val="left" w:pos="284"/>
+        </w:tabs>
+        <w:rPr>
+          <w:b/>
           <w:bCs/>
           <w:sz w:val="28"/>
           <w:szCs w:val="28"/>
@@ -850,9 +1437,14 @@
         <w:pStyle w:val="ListParagraph"/>
         <w:numPr>
           <w:ilvl w:val="0"/>
-          <w:numId w:val="19"/>
+          <w:numId w:val="20"/>
         </w:numPr>
-        <w:rPr>
+        <w:tabs>
+          <w:tab w:val="left" w:pos="284"/>
+        </w:tabs>
+        <w:jc w:val="both"/>
+        <w:rPr>
+          <w:b/>
           <w:bCs/>
           <w:sz w:val="28"/>
           <w:szCs w:val="28"/>
@@ -861,18 +1453,32 @@
       </w:pPr>
       <w:r>
         <w:rPr>
-          <w:bCs/>
-          <w:sz w:val="28"/>
-          <w:szCs w:val="28"/>
-          <w:lang w:val="vi-VN"/>
-        </w:rPr>
-        <w:t>Truy cập trình duyệt :</w:t>
+          <w:b/>
+          <w:bCs/>
+          <w:sz w:val="28"/>
+          <w:szCs w:val="28"/>
+          <w:lang w:val="vi-VN"/>
+        </w:rPr>
+        <w:t xml:space="preserve">Tạo service account </w:t>
       </w:r>
-    </w:p>
-    <w:p>
-      <w:pPr>
+      <w:r>
+        <w:rPr>
+          <w:b/>
+          <w:bCs/>
+          <w:sz w:val="28"/>
+          <w:szCs w:val="28"/>
+        </w:rPr>
+        <w:t>svc_pfsense_ldap</w:t>
+      </w:r>
+    </w:p>
+    <w:p>
+      <w:pPr>
+        <w:tabs>
+          <w:tab w:val="left" w:pos="284"/>
+        </w:tabs>
         <w:jc w:val="center"/>
         <w:rPr>
+          <w:b/>
           <w:bCs/>
           <w:sz w:val="28"/>
           <w:szCs w:val="28"/>
@@ -881,16 +1487,18 @@
       </w:pPr>
       <w:r>
         <w:rPr>
-          <w:bCs/>
-          <w:sz w:val="28"/>
-          <w:szCs w:val="28"/>
-          <w:lang w:val="vi-VN"/>
-        </w:rPr>
+          <w:b/>
+          <w:bCs/>
+          <w:sz w:val="28"/>
+          <w:szCs w:val="28"/>
+          <w:lang w:val="vi-VN"/>
+        </w:rPr>
+        <w:lastRenderedPageBreak/>
         <w:drawing>
-          <wp:inline distT="0" distB="0" distL="0" distR="0" wp14:anchorId="35625F48" wp14:editId="4038EA13">
-            <wp:extent cx="5280660" cy="2938681"/>
-            <wp:effectExtent l="76200" t="76200" r="129540" b="128905"/>
-            <wp:docPr id="1406273661" name="Picture 1"/>
+          <wp:inline distT="0" distB="0" distL="0" distR="0" wp14:anchorId="3FA4B7EF" wp14:editId="25537410">
+            <wp:extent cx="5418667" cy="3885240"/>
+            <wp:effectExtent l="76200" t="76200" r="125095" b="134620"/>
+            <wp:docPr id="16538251" name="Picture 1"/>
             <wp:cNvGraphicFramePr>
               <a:graphicFrameLocks xmlns:a="http://schemas.openxmlformats.org/drawingml/2006/main" noChangeAspect="1"/>
             </wp:cNvGraphicFramePr>
@@ -898,7 +1506,7 @@
               <a:graphicData uri="http://schemas.openxmlformats.org/drawingml/2006/picture">
                 <pic:pic xmlns:pic="http://schemas.openxmlformats.org/drawingml/2006/picture">
                   <pic:nvPicPr>
-                    <pic:cNvPr id="1406273661" name=""/>
+                    <pic:cNvPr id="16538251" name=""/>
                     <pic:cNvPicPr/>
                   </pic:nvPicPr>
                   <pic:blipFill>
@@ -910,7 +1518,7 @@
                   <pic:spPr>
                     <a:xfrm>
                       <a:off x="0" y="0"/>
-                      <a:ext cx="5285054" cy="2941126"/>
+                      <a:ext cx="5422267" cy="3887821"/>
                     </a:xfrm>
                     <a:prstGeom prst="rect">
                       <a:avLst/>
@@ -939,7 +1547,16 @@
     </w:p>
     <w:p>
       <w:pPr>
-        <w:rPr>
+        <w:pStyle w:val="ListParagraph"/>
+        <w:numPr>
+          <w:ilvl w:val="0"/>
+          <w:numId w:val="19"/>
+        </w:numPr>
+        <w:tabs>
+          <w:tab w:val="left" w:pos="284"/>
+        </w:tabs>
+        <w:rPr>
+          <w:b/>
           <w:bCs/>
           <w:sz w:val="28"/>
           <w:szCs w:val="28"/>
@@ -948,17 +1565,70 @@
       </w:pPr>
       <w:r>
         <w:rPr>
-          <w:bCs/>
-          <w:sz w:val="28"/>
-          <w:szCs w:val="28"/>
-          <w:lang w:val="vi-VN"/>
-        </w:rPr>
-        <w:lastRenderedPageBreak/>
+          <w:b/>
+          <w:bCs/>
+          <w:sz w:val="28"/>
+          <w:szCs w:val="28"/>
+          <w:lang w:val="vi-VN"/>
+        </w:rPr>
+        <w:t>Chuẩn bị Client</w:t>
+      </w:r>
+    </w:p>
+    <w:p>
+      <w:pPr>
+        <w:pStyle w:val="ListParagraph"/>
+        <w:numPr>
+          <w:ilvl w:val="0"/>
+          <w:numId w:val="19"/>
+        </w:numPr>
+        <w:tabs>
+          <w:tab w:val="left" w:pos="284"/>
+        </w:tabs>
+        <w:rPr>
+          <w:b/>
+          <w:bCs/>
+          <w:sz w:val="28"/>
+          <w:szCs w:val="28"/>
+          <w:lang w:val="vi-VN"/>
+        </w:rPr>
+      </w:pPr>
+      <w:r>
+        <w:rPr>
+          <w:b/>
+          <w:bCs/>
+          <w:sz w:val="28"/>
+          <w:szCs w:val="28"/>
+        </w:rPr>
+        <w:t>Chuẩn bị DMZ-WEB và các địa chỉ website mô phỏng</w:t>
+      </w:r>
+    </w:p>
+    <w:p>
+      <w:pPr>
+        <w:tabs>
+          <w:tab w:val="left" w:pos="284"/>
+        </w:tabs>
+        <w:jc w:val="center"/>
+        <w:rPr>
+          <w:b/>
+          <w:bCs/>
+          <w:sz w:val="28"/>
+          <w:szCs w:val="28"/>
+          <w:lang w:val="vi-VN"/>
+        </w:rPr>
+      </w:pPr>
+      <w:r>
+        <w:rPr>
+          <w:b/>
+          <w:bCs/>
+          <w:sz w:val="28"/>
+          <w:szCs w:val="28"/>
+          <w:lang w:val="vi-VN"/>
+        </w:rPr>
         <w:drawing>
-          <wp:inline distT="0" distB="0" distL="0" distR="0" wp14:anchorId="46682949" wp14:editId="50089809">
-            <wp:extent cx="5471160" cy="2804641"/>
-            <wp:effectExtent l="76200" t="76200" r="129540" b="129540"/>
-            <wp:docPr id="110755417" name="Picture 1"/>
+          <wp:inline distT="0" distB="0" distL="0" distR="0" wp14:anchorId="471D11FD" wp14:editId="47CD9CC7">
+            <wp:extent cx="5266267" cy="3969875"/>
+            <wp:effectExtent l="76200" t="76200" r="125095" b="126365"/>
+            <wp:docPr id="873033759" name="Picture 1"/>
             <wp:cNvGraphicFramePr>
               <a:graphicFrameLocks xmlns:a="http://schemas.openxmlformats.org/drawingml/2006/main" noChangeAspect="1"/>
             </wp:cNvGraphicFramePr>
@@ -966,7 +1636,7 @@
               <a:graphicData uri="http://schemas.openxmlformats.org/drawingml/2006/picture">
                 <pic:pic xmlns:pic="http://schemas.openxmlformats.org/drawingml/2006/picture">
                   <pic:nvPicPr>
-                    <pic:cNvPr id="110755417" name=""/>
+                    <pic:cNvPr id="873033759" name=""/>
                     <pic:cNvPicPr/>
                   </pic:nvPicPr>
                   <pic:blipFill>
@@ -978,7 +1648,7 @@
                   <pic:spPr>
                     <a:xfrm>
                       <a:off x="0" y="0"/>
-                      <a:ext cx="5474820" cy="2806517"/>
+                      <a:ext cx="5271148" cy="3973554"/>
                     </a:xfrm>
                     <a:prstGeom prst="rect">
                       <a:avLst/>
@@ -1007,13 +1677,49 @@
     </w:p>
     <w:p>
       <w:pPr>
+        <w:tabs>
+          <w:tab w:val="left" w:pos="284"/>
+        </w:tabs>
+        <w:rPr>
+          <w:b/>
+          <w:bCs/>
+          <w:sz w:val="28"/>
+          <w:szCs w:val="28"/>
+          <w:lang w:val="vi-VN"/>
+        </w:rPr>
+      </w:pPr>
+      <w:r>
+        <w:rPr>
+          <w:b/>
+          <w:bCs/>
+          <w:sz w:val="28"/>
+          <w:szCs w:val="28"/>
+          <w:lang w:val="vi-VN"/>
+        </w:rPr>
+        <w:t xml:space="preserve">Phần C : </w:t>
+      </w:r>
+      <w:r>
+        <w:rPr>
+          <w:b/>
+          <w:bCs/>
+          <w:sz w:val="28"/>
+          <w:szCs w:val="28"/>
+        </w:rPr>
+        <w:t>TÍCH HỢP ACTIVE DIRECTORY VÀO pfSense</w:t>
+      </w:r>
+    </w:p>
+    <w:p>
+      <w:pPr>
         <w:pStyle w:val="ListParagraph"/>
         <w:numPr>
           <w:ilvl w:val="0"/>
-          <w:numId w:val="19"/>
+          <w:numId w:val="21"/>
         </w:numPr>
-        <w:jc w:val="both"/>
-        <w:rPr>
+        <w:tabs>
+          <w:tab w:val="left" w:pos="284"/>
+        </w:tabs>
+        <w:rPr>
+          <w:b/>
           <w:bCs/>
           <w:sz w:val="28"/>
           <w:szCs w:val="28"/>
@@ -1022,18 +1728,22 @@
       </w:pPr>
       <w:r>
         <w:rPr>
-          <w:bCs/>
-          <w:sz w:val="28"/>
-          <w:szCs w:val="28"/>
-          <w:lang w:val="vi-VN"/>
-        </w:rPr>
-        <w:t xml:space="preserve">Kiểm tra Dashboard </w:t>
+          <w:b/>
+          <w:bCs/>
+          <w:sz w:val="28"/>
+          <w:szCs w:val="28"/>
+        </w:rPr>
+        <w:t>Tạo LDAP Authentication Server</w:t>
       </w:r>
     </w:p>
     <w:p>
       <w:pPr>
-        <w:jc w:val="both"/>
-        <w:rPr>
+        <w:tabs>
+          <w:tab w:val="left" w:pos="284"/>
+        </w:tabs>
+        <w:jc w:val="center"/>
+        <w:rPr>
+          <w:b/>
           <w:bCs/>
           <w:sz w:val="28"/>
           <w:szCs w:val="28"/>
@@ -1042,16 +1752,18 @@
       </w:pPr>
       <w:r>
         <w:rPr>
-          <w:bCs/>
-          <w:sz w:val="28"/>
-          <w:szCs w:val="28"/>
-          <w:lang w:val="vi-VN"/>
-        </w:rPr>
+          <w:b/>
+          <w:bCs/>
+          <w:sz w:val="28"/>
+          <w:szCs w:val="28"/>
+          <w:lang w:val="vi-VN"/>
+        </w:rPr>
+        <w:lastRenderedPageBreak/>
         <w:drawing>
-          <wp:inline distT="0" distB="0" distL="0" distR="0" wp14:anchorId="564FA7BE" wp14:editId="5B07128E">
-            <wp:extent cx="5377703" cy="2804160"/>
-            <wp:effectExtent l="76200" t="76200" r="128270" b="129540"/>
-            <wp:docPr id="1398077896" name="Picture 1"/>
+          <wp:inline distT="0" distB="0" distL="0" distR="0" wp14:anchorId="70AB322F" wp14:editId="47F66E24">
+            <wp:extent cx="5226032" cy="3285066"/>
+            <wp:effectExtent l="76200" t="76200" r="127635" b="125095"/>
+            <wp:docPr id="1843328717" name="Picture 1"/>
             <wp:cNvGraphicFramePr>
               <a:graphicFrameLocks xmlns:a="http://schemas.openxmlformats.org/drawingml/2006/main" noChangeAspect="1"/>
             </wp:cNvGraphicFramePr>
@@ -1059,7 +1771,7 @@
               <a:graphicData uri="http://schemas.openxmlformats.org/drawingml/2006/picture">
                 <pic:pic xmlns:pic="http://schemas.openxmlformats.org/drawingml/2006/picture">
                   <pic:nvPicPr>
-                    <pic:cNvPr id="1398077896" name=""/>
+                    <pic:cNvPr id="1843328717" name=""/>
                     <pic:cNvPicPr/>
                   </pic:nvPicPr>
                   <pic:blipFill>
@@ -1071,7 +1783,7 @@
                   <pic:spPr>
                     <a:xfrm>
                       <a:off x="0" y="0"/>
-                      <a:ext cx="5379452" cy="2805072"/>
+                      <a:ext cx="5228235" cy="3286451"/>
                     </a:xfrm>
                     <a:prstGeom prst="rect">
                       <a:avLst/>
@@ -1103,9 +1815,13 @@
         <w:pStyle w:val="ListParagraph"/>
         <w:numPr>
           <w:ilvl w:val="0"/>
-          <w:numId w:val="18"/>
+          <w:numId w:val="21"/>
         </w:numPr>
-        <w:rPr>
+        <w:tabs>
+          <w:tab w:val="left" w:pos="284"/>
+        </w:tabs>
+        <w:rPr>
+          <w:b/>
           <w:bCs/>
           <w:sz w:val="28"/>
           <w:szCs w:val="28"/>
@@ -1114,942 +1830,27 @@
       </w:pPr>
       <w:r>
         <w:rPr>
-          <w:bCs/>
-          <w:sz w:val="28"/>
-          <w:szCs w:val="28"/>
-          <w:lang w:val="vi-VN"/>
-        </w:rPr>
-        <w:t>Cấu hình vùng Dmz</w:t>
+          <w:b/>
+          <w:bCs/>
+          <w:sz w:val="28"/>
+          <w:szCs w:val="28"/>
+        </w:rPr>
+        <w:t>Kiểm tra LDAP</w:t>
       </w:r>
     </w:p>
     <w:p>
       <w:pPr>
-        <w:jc w:val="center"/>
-        <w:rPr>
-          <w:bCs/>
-          <w:sz w:val="28"/>
-          <w:szCs w:val="28"/>
-          <w:lang w:val="vi-VN"/>
-        </w:rPr>
-      </w:pPr>
-      <w:r>
-        <w:rPr>
-          <w:bCs/>
-          <w:sz w:val="28"/>
-          <w:szCs w:val="28"/>
-          <w:lang w:val="vi-VN"/>
-        </w:rPr>
-        <w:lastRenderedPageBreak/>
-        <w:drawing>
-          <wp:inline distT="0" distB="0" distL="0" distR="0" wp14:anchorId="5DAED21A" wp14:editId="56825AE3">
-            <wp:extent cx="5581964" cy="2766060"/>
-            <wp:effectExtent l="76200" t="76200" r="133350" b="129540"/>
-            <wp:docPr id="1177722312" name="Picture 1"/>
-            <wp:cNvGraphicFramePr>
-              <a:graphicFrameLocks xmlns:a="http://schemas.openxmlformats.org/drawingml/2006/main" noChangeAspect="1"/>
-            </wp:cNvGraphicFramePr>
-            <a:graphic xmlns:a="http://schemas.openxmlformats.org/drawingml/2006/main">
-              <a:graphicData uri="http://schemas.openxmlformats.org/drawingml/2006/picture">
-                <pic:pic xmlns:pic="http://schemas.openxmlformats.org/drawingml/2006/picture">
-                  <pic:nvPicPr>
-                    <pic:cNvPr id="1177722312" name=""/>
-                    <pic:cNvPicPr/>
-                  </pic:nvPicPr>
-                  <pic:blipFill>
-                    <a:blip r:embed="rId18"/>
-                    <a:stretch>
-                      <a:fillRect/>
-                    </a:stretch>
-                  </pic:blipFill>
-                  <pic:spPr>
-                    <a:xfrm>
-                      <a:off x="0" y="0"/>
-                      <a:ext cx="5583246" cy="2766695"/>
-                    </a:xfrm>
-                    <a:prstGeom prst="rect">
-                      <a:avLst/>
-                    </a:prstGeom>
-                    <a:ln w="38100" cap="sq">
-                      <a:solidFill>
-                        <a:srgbClr val="000000"/>
-                      </a:solidFill>
-                      <a:prstDash val="solid"/>
-                      <a:miter lim="800000"/>
-                    </a:ln>
-                    <a:effectLst>
-                      <a:outerShdw blurRad="50800" dist="38100" dir="2700000" algn="tl" rotWithShape="0">
-                        <a:srgbClr val="000000">
-                          <a:alpha val="43000"/>
-                        </a:srgbClr>
-                      </a:outerShdw>
-                    </a:effectLst>
-                  </pic:spPr>
-                </pic:pic>
-              </a:graphicData>
-            </a:graphic>
-          </wp:inline>
-        </w:drawing>
-      </w:r>
-    </w:p>
-    <w:p>
-      <w:pPr>
-        <w:jc w:val="center"/>
-        <w:rPr>
-          <w:bCs/>
-          <w:sz w:val="28"/>
-          <w:szCs w:val="28"/>
-          <w:lang w:val="vi-VN"/>
-        </w:rPr>
-      </w:pPr>
-      <w:r>
-        <w:rPr>
-          <w:bCs/>
-          <w:sz w:val="28"/>
-          <w:szCs w:val="28"/>
-          <w:lang w:val="vi-VN"/>
-        </w:rPr>
-        <w:drawing>
-          <wp:inline distT="0" distB="0" distL="0" distR="0" wp14:anchorId="1B8F9EC5" wp14:editId="2233706B">
-            <wp:extent cx="5507766" cy="2910840"/>
-            <wp:effectExtent l="76200" t="76200" r="131445" b="137160"/>
-            <wp:docPr id="1966711316" name="Picture 1"/>
-            <wp:cNvGraphicFramePr>
-              <a:graphicFrameLocks xmlns:a="http://schemas.openxmlformats.org/drawingml/2006/main" noChangeAspect="1"/>
-            </wp:cNvGraphicFramePr>
-            <a:graphic xmlns:a="http://schemas.openxmlformats.org/drawingml/2006/main">
-              <a:graphicData uri="http://schemas.openxmlformats.org/drawingml/2006/picture">
-                <pic:pic xmlns:pic="http://schemas.openxmlformats.org/drawingml/2006/picture">
-                  <pic:nvPicPr>
-                    <pic:cNvPr id="1966711316" name=""/>
-                    <pic:cNvPicPr/>
-                  </pic:nvPicPr>
-                  <pic:blipFill>
-                    <a:blip r:embed="rId19"/>
-                    <a:stretch>
-                      <a:fillRect/>
-                    </a:stretch>
-                  </pic:blipFill>
-                  <pic:spPr>
-                    <a:xfrm>
-                      <a:off x="0" y="0"/>
-                      <a:ext cx="5509076" cy="2911532"/>
-                    </a:xfrm>
-                    <a:prstGeom prst="rect">
-                      <a:avLst/>
-                    </a:prstGeom>
-                    <a:ln w="38100" cap="sq">
-                      <a:solidFill>
-                        <a:srgbClr val="000000"/>
-                      </a:solidFill>
-                      <a:prstDash val="solid"/>
-                      <a:miter lim="800000"/>
-                    </a:ln>
-                    <a:effectLst>
-                      <a:outerShdw blurRad="50800" dist="38100" dir="2700000" algn="tl" rotWithShape="0">
-                        <a:srgbClr val="000000">
-                          <a:alpha val="43000"/>
-                        </a:srgbClr>
-                      </a:outerShdw>
-                    </a:effectLst>
-                  </pic:spPr>
-                </pic:pic>
-              </a:graphicData>
-            </a:graphic>
-          </wp:inline>
-        </w:drawing>
-      </w:r>
-    </w:p>
-    <w:p>
-      <w:pPr>
-        <w:pStyle w:val="ListParagraph"/>
-        <w:numPr>
-          <w:ilvl w:val="0"/>
-          <w:numId w:val="18"/>
-        </w:numPr>
-        <w:rPr>
-          <w:bCs/>
-          <w:sz w:val="28"/>
-          <w:szCs w:val="28"/>
-          <w:lang w:val="vi-VN"/>
-        </w:rPr>
-      </w:pPr>
-      <w:r>
-        <w:rPr>
-          <w:bCs/>
-          <w:sz w:val="28"/>
-          <w:szCs w:val="28"/>
-          <w:lang w:val="vi-VN"/>
-        </w:rPr>
-        <w:t>Kiểm tra Outbound NAT tự động</w:t>
-      </w:r>
-    </w:p>
-    <w:p>
-      <w:pPr>
-        <w:jc w:val="center"/>
-        <w:rPr>
-          <w:bCs/>
-          <w:sz w:val="28"/>
-          <w:szCs w:val="28"/>
-          <w:lang w:val="vi-VN"/>
-        </w:rPr>
-      </w:pPr>
-      <w:r>
-        <w:rPr>
-          <w:bCs/>
-          <w:sz w:val="28"/>
-          <w:szCs w:val="28"/>
-          <w:lang w:val="vi-VN"/>
-        </w:rPr>
-        <w:drawing>
-          <wp:inline distT="0" distB="0" distL="0" distR="0" wp14:anchorId="1CBB0EB4" wp14:editId="13A66CD7">
-            <wp:extent cx="4891405" cy="2490189"/>
-            <wp:effectExtent l="76200" t="76200" r="137795" b="139065"/>
-            <wp:docPr id="1134601924" name="Picture 1"/>
-            <wp:cNvGraphicFramePr>
-              <a:graphicFrameLocks xmlns:a="http://schemas.openxmlformats.org/drawingml/2006/main" noChangeAspect="1"/>
-            </wp:cNvGraphicFramePr>
-            <a:graphic xmlns:a="http://schemas.openxmlformats.org/drawingml/2006/main">
-              <a:graphicData uri="http://schemas.openxmlformats.org/drawingml/2006/picture">
-                <pic:pic xmlns:pic="http://schemas.openxmlformats.org/drawingml/2006/picture">
-                  <pic:nvPicPr>
-                    <pic:cNvPr id="1134601924" name=""/>
-                    <pic:cNvPicPr/>
-                  </pic:nvPicPr>
-                  <pic:blipFill>
-                    <a:blip r:embed="rId20"/>
-                    <a:stretch>
-                      <a:fillRect/>
-                    </a:stretch>
-                  </pic:blipFill>
-                  <pic:spPr>
-                    <a:xfrm>
-                      <a:off x="0" y="0"/>
-                      <a:ext cx="4894609" cy="2491820"/>
-                    </a:xfrm>
-                    <a:prstGeom prst="rect">
-                      <a:avLst/>
-                    </a:prstGeom>
-                    <a:ln w="38100" cap="sq">
-                      <a:solidFill>
-                        <a:srgbClr val="000000"/>
-                      </a:solidFill>
-                      <a:prstDash val="solid"/>
-                      <a:miter lim="800000"/>
-                    </a:ln>
-                    <a:effectLst>
-                      <a:outerShdw blurRad="50800" dist="38100" dir="2700000" algn="tl" rotWithShape="0">
-                        <a:srgbClr val="000000">
-                          <a:alpha val="43000"/>
-                        </a:srgbClr>
-                      </a:outerShdw>
-                    </a:effectLst>
-                  </pic:spPr>
-                </pic:pic>
-              </a:graphicData>
-            </a:graphic>
-          </wp:inline>
-        </w:drawing>
-      </w:r>
-    </w:p>
-    <w:p>
-      <w:pPr>
-        <w:pStyle w:val="ListParagraph"/>
-        <w:numPr>
-          <w:ilvl w:val="0"/>
-          <w:numId w:val="18"/>
-        </w:numPr>
-        <w:rPr>
-          <w:bCs/>
-          <w:sz w:val="28"/>
-          <w:szCs w:val="28"/>
-          <w:lang w:val="vi-VN"/>
-        </w:rPr>
-      </w:pPr>
-      <w:r>
-        <w:rPr>
-          <w:bCs/>
-          <w:sz w:val="28"/>
-          <w:szCs w:val="28"/>
-          <w:lang w:val="vi-VN"/>
-        </w:rPr>
-        <w:t>Chuẩn hóa ruleset LAN và tạo rule nền tảng</w:t>
-      </w:r>
-    </w:p>
-    <w:p>
-      <w:pPr>
-        <w:jc w:val="center"/>
-        <w:rPr>
-          <w:bCs/>
-          <w:sz w:val="28"/>
-          <w:szCs w:val="28"/>
-          <w:lang w:val="vi-VN"/>
-        </w:rPr>
-      </w:pPr>
-      <w:r>
-        <w:rPr>
-          <w:bCs/>
-          <w:sz w:val="28"/>
-          <w:szCs w:val="28"/>
-          <w:lang w:val="vi-VN"/>
-        </w:rPr>
-        <w:lastRenderedPageBreak/>
-        <w:drawing>
-          <wp:inline distT="0" distB="0" distL="0" distR="0" wp14:anchorId="3C46557D" wp14:editId="70EE6B37">
-            <wp:extent cx="5760085" cy="2950845"/>
-            <wp:effectExtent l="76200" t="76200" r="126365" b="135255"/>
-            <wp:docPr id="1460072637" name="Picture 1"/>
-            <wp:cNvGraphicFramePr>
-              <a:graphicFrameLocks xmlns:a="http://schemas.openxmlformats.org/drawingml/2006/main" noChangeAspect="1"/>
-            </wp:cNvGraphicFramePr>
-            <a:graphic xmlns:a="http://schemas.openxmlformats.org/drawingml/2006/main">
-              <a:graphicData uri="http://schemas.openxmlformats.org/drawingml/2006/picture">
-                <pic:pic xmlns:pic="http://schemas.openxmlformats.org/drawingml/2006/picture">
-                  <pic:nvPicPr>
-                    <pic:cNvPr id="1460072637" name=""/>
-                    <pic:cNvPicPr/>
-                  </pic:nvPicPr>
-                  <pic:blipFill>
-                    <a:blip r:embed="rId21"/>
-                    <a:stretch>
-                      <a:fillRect/>
-                    </a:stretch>
-                  </pic:blipFill>
-                  <pic:spPr>
-                    <a:xfrm>
-                      <a:off x="0" y="0"/>
-                      <a:ext cx="5760085" cy="2950845"/>
-                    </a:xfrm>
-                    <a:prstGeom prst="rect">
-                      <a:avLst/>
-                    </a:prstGeom>
-                    <a:ln w="38100" cap="sq">
-                      <a:solidFill>
-                        <a:srgbClr val="000000"/>
-                      </a:solidFill>
-                      <a:prstDash val="solid"/>
-                      <a:miter lim="800000"/>
-                    </a:ln>
-                    <a:effectLst>
-                      <a:outerShdw blurRad="50800" dist="38100" dir="2700000" algn="tl" rotWithShape="0">
-                        <a:srgbClr val="000000">
-                          <a:alpha val="43000"/>
-                        </a:srgbClr>
-                      </a:outerShdw>
-                    </a:effectLst>
-                  </pic:spPr>
-                </pic:pic>
-              </a:graphicData>
-            </a:graphic>
-          </wp:inline>
-        </w:drawing>
-      </w:r>
-    </w:p>
-    <w:p>
-      <w:pPr>
-        <w:pStyle w:val="ListParagraph"/>
-        <w:numPr>
-          <w:ilvl w:val="0"/>
-          <w:numId w:val="19"/>
-        </w:numPr>
-        <w:rPr>
-          <w:bCs/>
-          <w:sz w:val="28"/>
-          <w:szCs w:val="28"/>
-          <w:lang w:val="vi-VN"/>
-        </w:rPr>
-      </w:pPr>
-      <w:r>
-        <w:rPr>
-          <w:bCs/>
-          <w:sz w:val="28"/>
-          <w:szCs w:val="28"/>
-          <w:lang w:val="vi-VN"/>
-        </w:rPr>
-        <w:t>Kiểm tra test Ping đến google</w:t>
-      </w:r>
-    </w:p>
-    <w:p>
-      <w:pPr>
-        <w:jc w:val="center"/>
-        <w:rPr>
-          <w:bCs/>
-          <w:sz w:val="28"/>
-          <w:szCs w:val="28"/>
-          <w:lang w:val="vi-VN"/>
-        </w:rPr>
-      </w:pPr>
-      <w:r>
-        <w:rPr>
-          <w:bCs/>
-          <w:sz w:val="28"/>
-          <w:szCs w:val="28"/>
-          <w:lang w:val="vi-VN"/>
-        </w:rPr>
-        <w:drawing>
-          <wp:inline distT="0" distB="0" distL="0" distR="0" wp14:anchorId="73B7EA17" wp14:editId="18A9757E">
-            <wp:extent cx="5760085" cy="2957830"/>
-            <wp:effectExtent l="76200" t="76200" r="126365" b="128270"/>
-            <wp:docPr id="1339048439" name="Picture 1"/>
-            <wp:cNvGraphicFramePr>
-              <a:graphicFrameLocks xmlns:a="http://schemas.openxmlformats.org/drawingml/2006/main" noChangeAspect="1"/>
-            </wp:cNvGraphicFramePr>
-            <a:graphic xmlns:a="http://schemas.openxmlformats.org/drawingml/2006/main">
-              <a:graphicData uri="http://schemas.openxmlformats.org/drawingml/2006/picture">
-                <pic:pic xmlns:pic="http://schemas.openxmlformats.org/drawingml/2006/picture">
-                  <pic:nvPicPr>
-                    <pic:cNvPr id="1339048439" name=""/>
-                    <pic:cNvPicPr/>
-                  </pic:nvPicPr>
-                  <pic:blipFill>
-                    <a:blip r:embed="rId22"/>
-                    <a:stretch>
-                      <a:fillRect/>
-                    </a:stretch>
-                  </pic:blipFill>
-                  <pic:spPr>
-                    <a:xfrm>
-                      <a:off x="0" y="0"/>
-                      <a:ext cx="5760085" cy="2957830"/>
-                    </a:xfrm>
-                    <a:prstGeom prst="rect">
-                      <a:avLst/>
-                    </a:prstGeom>
-                    <a:ln w="38100" cap="sq">
-                      <a:solidFill>
-                        <a:srgbClr val="000000"/>
-                      </a:solidFill>
-                      <a:prstDash val="solid"/>
-                      <a:miter lim="800000"/>
-                    </a:ln>
-                    <a:effectLst>
-                      <a:outerShdw blurRad="50800" dist="38100" dir="2700000" algn="tl" rotWithShape="0">
-                        <a:srgbClr val="000000">
-                          <a:alpha val="43000"/>
-                        </a:srgbClr>
-                      </a:outerShdw>
-                    </a:effectLst>
-                  </pic:spPr>
-                </pic:pic>
-              </a:graphicData>
-            </a:graphic>
-          </wp:inline>
-        </w:drawing>
-      </w:r>
-    </w:p>
-    <w:p>
-      <w:pPr>
-        <w:pStyle w:val="ListParagraph"/>
-        <w:numPr>
-          <w:ilvl w:val="0"/>
-          <w:numId w:val="18"/>
-        </w:numPr>
-        <w:rPr>
-          <w:bCs/>
-          <w:sz w:val="28"/>
-          <w:szCs w:val="28"/>
-          <w:lang w:val="vi-VN"/>
-        </w:rPr>
-      </w:pPr>
-      <w:r>
-        <w:rPr>
-          <w:bCs/>
-          <w:sz w:val="28"/>
-          <w:szCs w:val="28"/>
-          <w:lang w:val="vi-VN"/>
-        </w:rPr>
-        <w:t>Kiểm tra rule nền tảng từ Domain Controller</w:t>
-      </w:r>
-    </w:p>
-    <w:p>
-      <w:pPr>
-        <w:jc w:val="center"/>
-        <w:rPr>
-          <w:bCs/>
-          <w:sz w:val="28"/>
-          <w:szCs w:val="28"/>
-          <w:lang w:val="vi-VN"/>
-        </w:rPr>
-      </w:pPr>
-      <w:r>
-        <w:rPr>
-          <w:bCs/>
-          <w:sz w:val="28"/>
-          <w:szCs w:val="28"/>
-          <w:lang w:val="vi-VN"/>
-        </w:rPr>
-        <w:lastRenderedPageBreak/>
-        <w:drawing>
-          <wp:inline distT="0" distB="0" distL="0" distR="0" wp14:anchorId="7F17A605" wp14:editId="499EB144">
-            <wp:extent cx="5314950" cy="3536074"/>
-            <wp:effectExtent l="76200" t="76200" r="133350" b="140970"/>
-            <wp:docPr id="1672263140" name="Picture 1"/>
-            <wp:cNvGraphicFramePr>
-              <a:graphicFrameLocks xmlns:a="http://schemas.openxmlformats.org/drawingml/2006/main" noChangeAspect="1"/>
-            </wp:cNvGraphicFramePr>
-            <a:graphic xmlns:a="http://schemas.openxmlformats.org/drawingml/2006/main">
-              <a:graphicData uri="http://schemas.openxmlformats.org/drawingml/2006/picture">
-                <pic:pic xmlns:pic="http://schemas.openxmlformats.org/drawingml/2006/picture">
-                  <pic:nvPicPr>
-                    <pic:cNvPr id="1672263140" name=""/>
-                    <pic:cNvPicPr/>
-                  </pic:nvPicPr>
-                  <pic:blipFill>
-                    <a:blip r:embed="rId23"/>
-                    <a:stretch>
-                      <a:fillRect/>
-                    </a:stretch>
-                  </pic:blipFill>
-                  <pic:spPr>
-                    <a:xfrm>
-                      <a:off x="0" y="0"/>
-                      <a:ext cx="5317033" cy="3537460"/>
-                    </a:xfrm>
-                    <a:prstGeom prst="rect">
-                      <a:avLst/>
-                    </a:prstGeom>
-                    <a:ln w="38100" cap="sq">
-                      <a:solidFill>
-                        <a:srgbClr val="000000"/>
-                      </a:solidFill>
-                      <a:prstDash val="solid"/>
-                      <a:miter lim="800000"/>
-                    </a:ln>
-                    <a:effectLst>
-                      <a:outerShdw blurRad="50800" dist="38100" dir="2700000" algn="tl" rotWithShape="0">
-                        <a:srgbClr val="000000">
-                          <a:alpha val="43000"/>
-                        </a:srgbClr>
-                      </a:outerShdw>
-                    </a:effectLst>
-                  </pic:spPr>
-                </pic:pic>
-              </a:graphicData>
-            </a:graphic>
-          </wp:inline>
-        </w:drawing>
-      </w:r>
-    </w:p>
-    <w:p>
-      <w:pPr>
-        <w:rPr>
-          <w:bCs/>
-          <w:sz w:val="28"/>
-          <w:szCs w:val="28"/>
-          <w:lang w:val="vi-VN"/>
-        </w:rPr>
-      </w:pPr>
-    </w:p>
-    <w:p>
-      <w:pPr>
-        <w:rPr>
-          <w:bCs/>
-          <w:sz w:val="28"/>
-          <w:szCs w:val="28"/>
-          <w:lang w:val="vi-VN"/>
-        </w:rPr>
-      </w:pPr>
-    </w:p>
-    <w:p>
-      <w:pPr>
-        <w:rPr>
-          <w:b/>
-          <w:sz w:val="28"/>
-          <w:szCs w:val="28"/>
-          <w:lang w:val="vi-VN"/>
-        </w:rPr>
-      </w:pPr>
-      <w:r>
-        <w:rPr>
-          <w:b/>
-          <w:sz w:val="28"/>
-          <w:szCs w:val="28"/>
-          <w:lang w:val="vi-VN"/>
-        </w:rPr>
-        <w:t>BÀI TẬP FIREWALL THEO TÌNH HUỐNG</w:t>
-      </w:r>
-    </w:p>
-    <w:p>
-      <w:pPr>
-        <w:pStyle w:val="ListParagraph"/>
-        <w:numPr>
-          <w:ilvl w:val="0"/>
-          <w:numId w:val="20"/>
-        </w:numPr>
-        <w:rPr>
-          <w:b/>
-          <w:sz w:val="28"/>
-          <w:szCs w:val="28"/>
-          <w:lang w:val="vi-VN"/>
-        </w:rPr>
-      </w:pPr>
-      <w:r>
-        <w:rPr>
-          <w:b/>
-          <w:sz w:val="28"/>
-          <w:szCs w:val="28"/>
-          <w:lang w:val="vi-VN"/>
-        </w:rPr>
-        <w:t>Tình huống 1 — Chặn ICMP nhưng vẫn cho phép Web/DNS</w:t>
-      </w:r>
-    </w:p>
-    <w:p>
-      <w:pPr>
-        <w:pStyle w:val="ListParagraph"/>
-        <w:numPr>
-          <w:ilvl w:val="0"/>
-          <w:numId w:val="19"/>
-        </w:numPr>
-        <w:rPr>
-          <w:bCs/>
-          <w:sz w:val="28"/>
-          <w:szCs w:val="28"/>
-          <w:lang w:val="vi-VN"/>
-        </w:rPr>
-      </w:pPr>
-      <w:r>
-        <w:rPr>
-          <w:bCs/>
-          <w:sz w:val="28"/>
-          <w:szCs w:val="28"/>
-          <w:lang w:val="vi-VN"/>
-        </w:rPr>
-        <w:t xml:space="preserve">Cấu hình để test </w:t>
-      </w:r>
-    </w:p>
-    <w:p>
-      <w:pPr>
-        <w:rPr>
-          <w:bCs/>
-          <w:sz w:val="28"/>
-          <w:szCs w:val="28"/>
-          <w:lang w:val="vi-VN"/>
-        </w:rPr>
-      </w:pPr>
-      <w:r>
-        <w:rPr>
-          <w:bCs/>
-          <w:sz w:val="28"/>
-          <w:szCs w:val="28"/>
-          <w:lang w:val="vi-VN"/>
-        </w:rPr>
-        <w:t xml:space="preserve">Cấu hình </w:t>
-      </w:r>
-      <w:r>
-        <w:rPr>
-          <w:bCs/>
-          <w:sz w:val="28"/>
-          <w:szCs w:val="28"/>
-          <w:lang w:val="vi-VN"/>
-        </w:rPr>
-        <w:t>Firewall</w:t>
-      </w:r>
-    </w:p>
-    <w:p>
-      <w:pPr>
-        <w:jc w:val="center"/>
-        <w:rPr>
-          <w:bCs/>
-          <w:sz w:val="28"/>
-          <w:szCs w:val="28"/>
-          <w:lang w:val="vi-VN"/>
-        </w:rPr>
-      </w:pPr>
-      <w:r>
-        <w:rPr>
-          <w:bCs/>
-          <w:sz w:val="28"/>
-          <w:szCs w:val="28"/>
-          <w:lang w:val="vi-VN"/>
-        </w:rPr>
-        <w:drawing>
-          <wp:inline distT="0" distB="0" distL="0" distR="0" wp14:anchorId="49FFA2CD" wp14:editId="722744ED">
-            <wp:extent cx="5314950" cy="2169104"/>
-            <wp:effectExtent l="76200" t="76200" r="133350" b="136525"/>
-            <wp:docPr id="573189501" name="Picture 1"/>
-            <wp:cNvGraphicFramePr>
-              <a:graphicFrameLocks xmlns:a="http://schemas.openxmlformats.org/drawingml/2006/main" noChangeAspect="1"/>
-            </wp:cNvGraphicFramePr>
-            <a:graphic xmlns:a="http://schemas.openxmlformats.org/drawingml/2006/main">
-              <a:graphicData uri="http://schemas.openxmlformats.org/drawingml/2006/picture">
-                <pic:pic xmlns:pic="http://schemas.openxmlformats.org/drawingml/2006/picture">
-                  <pic:nvPicPr>
-                    <pic:cNvPr id="573189501" name=""/>
-                    <pic:cNvPicPr/>
-                  </pic:nvPicPr>
-                  <pic:blipFill>
-                    <a:blip r:embed="rId24"/>
-                    <a:stretch>
-                      <a:fillRect/>
-                    </a:stretch>
-                  </pic:blipFill>
-                  <pic:spPr>
-                    <a:xfrm>
-                      <a:off x="0" y="0"/>
-                      <a:ext cx="5324479" cy="2172993"/>
-                    </a:xfrm>
-                    <a:prstGeom prst="rect">
-                      <a:avLst/>
-                    </a:prstGeom>
-                    <a:ln w="38100" cap="sq">
-                      <a:solidFill>
-                        <a:srgbClr val="000000"/>
-                      </a:solidFill>
-                      <a:prstDash val="solid"/>
-                      <a:miter lim="800000"/>
-                    </a:ln>
-                    <a:effectLst>
-                      <a:outerShdw blurRad="50800" dist="38100" dir="2700000" algn="tl" rotWithShape="0">
-                        <a:srgbClr val="000000">
-                          <a:alpha val="43000"/>
-                        </a:srgbClr>
-                      </a:outerShdw>
-                    </a:effectLst>
-                  </pic:spPr>
-                </pic:pic>
-              </a:graphicData>
-            </a:graphic>
-          </wp:inline>
-        </w:drawing>
-      </w:r>
-    </w:p>
-    <w:p>
-      <w:pPr>
-        <w:jc w:val="center"/>
-        <w:rPr>
-          <w:b/>
-          <w:sz w:val="28"/>
-          <w:szCs w:val="28"/>
-          <w:lang w:val="vi-VN"/>
-        </w:rPr>
-      </w:pPr>
-      <w:r>
-        <w:rPr>
-          <w:b/>
-          <w:sz w:val="28"/>
-          <w:szCs w:val="28"/>
-          <w:lang w:val="vi-VN"/>
-        </w:rPr>
-        <w:lastRenderedPageBreak/>
-        <w:drawing>
-          <wp:inline distT="0" distB="0" distL="0" distR="0" wp14:anchorId="49D2A97A" wp14:editId="210A45AD">
-            <wp:extent cx="5534025" cy="3141906"/>
-            <wp:effectExtent l="76200" t="76200" r="123825" b="135255"/>
-            <wp:docPr id="693168564" name="Picture 1"/>
-            <wp:cNvGraphicFramePr>
-              <a:graphicFrameLocks xmlns:a="http://schemas.openxmlformats.org/drawingml/2006/main" noChangeAspect="1"/>
-            </wp:cNvGraphicFramePr>
-            <a:graphic xmlns:a="http://schemas.openxmlformats.org/drawingml/2006/main">
-              <a:graphicData uri="http://schemas.openxmlformats.org/drawingml/2006/picture">
-                <pic:pic xmlns:pic="http://schemas.openxmlformats.org/drawingml/2006/picture">
-                  <pic:nvPicPr>
-                    <pic:cNvPr id="693168564" name=""/>
-                    <pic:cNvPicPr/>
-                  </pic:nvPicPr>
-                  <pic:blipFill>
-                    <a:blip r:embed="rId25"/>
-                    <a:stretch>
-                      <a:fillRect/>
-                    </a:stretch>
-                  </pic:blipFill>
-                  <pic:spPr>
-                    <a:xfrm>
-                      <a:off x="0" y="0"/>
-                      <a:ext cx="5536814" cy="3143489"/>
-                    </a:xfrm>
-                    <a:prstGeom prst="rect">
-                      <a:avLst/>
-                    </a:prstGeom>
-                    <a:ln w="38100" cap="sq">
-                      <a:solidFill>
-                        <a:srgbClr val="000000"/>
-                      </a:solidFill>
-                      <a:prstDash val="solid"/>
-                      <a:miter lim="800000"/>
-                    </a:ln>
-                    <a:effectLst>
-                      <a:outerShdw blurRad="50800" dist="38100" dir="2700000" algn="tl" rotWithShape="0">
-                        <a:srgbClr val="000000">
-                          <a:alpha val="43000"/>
-                        </a:srgbClr>
-                      </a:outerShdw>
-                    </a:effectLst>
-                  </pic:spPr>
-                </pic:pic>
-              </a:graphicData>
-            </a:graphic>
-          </wp:inline>
-        </w:drawing>
-      </w:r>
-    </w:p>
-    <w:p>
-      <w:pPr>
-        <w:pStyle w:val="ListParagraph"/>
-        <w:numPr>
-          <w:ilvl w:val="0"/>
-          <w:numId w:val="19"/>
-        </w:numPr>
-        <w:rPr>
-          <w:b/>
-          <w:sz w:val="28"/>
-          <w:szCs w:val="28"/>
-          <w:lang w:val="vi-VN"/>
-        </w:rPr>
-      </w:pPr>
-      <w:r>
-        <w:rPr>
-          <w:bCs/>
-          <w:sz w:val="28"/>
-          <w:szCs w:val="28"/>
-          <w:lang w:val="vi-VN"/>
-        </w:rPr>
-        <w:t xml:space="preserve">Test </w:t>
-      </w:r>
-      <w:r>
-        <w:rPr>
-          <w:bCs/>
-          <w:sz w:val="28"/>
-          <w:szCs w:val="28"/>
-          <w:lang w:val="vi-VN"/>
-        </w:rPr>
-        <w:t>ping</w:t>
-      </w:r>
-    </w:p>
-    <w:p>
-      <w:pPr>
-        <w:jc w:val="center"/>
-        <w:rPr>
-          <w:b/>
-          <w:sz w:val="28"/>
-          <w:szCs w:val="28"/>
-          <w:lang w:val="vi-VN"/>
-        </w:rPr>
-      </w:pPr>
-      <w:r>
-        <w:rPr>
-          <w:b/>
-          <w:sz w:val="28"/>
-          <w:szCs w:val="28"/>
-          <w:lang w:val="vi-VN"/>
-        </w:rPr>
-        <w:drawing>
-          <wp:inline distT="0" distB="0" distL="0" distR="0" wp14:anchorId="792FAF69" wp14:editId="7D3AE5D6">
-            <wp:extent cx="5381625" cy="3000800"/>
-            <wp:effectExtent l="76200" t="76200" r="123825" b="142875"/>
-            <wp:docPr id="419500904" name="Picture 1"/>
-            <wp:cNvGraphicFramePr>
-              <a:graphicFrameLocks xmlns:a="http://schemas.openxmlformats.org/drawingml/2006/main" noChangeAspect="1"/>
-            </wp:cNvGraphicFramePr>
-            <a:graphic xmlns:a="http://schemas.openxmlformats.org/drawingml/2006/main">
-              <a:graphicData uri="http://schemas.openxmlformats.org/drawingml/2006/picture">
-                <pic:pic xmlns:pic="http://schemas.openxmlformats.org/drawingml/2006/picture">
-                  <pic:nvPicPr>
-                    <pic:cNvPr id="419500904" name=""/>
-                    <pic:cNvPicPr/>
-                  </pic:nvPicPr>
-                  <pic:blipFill>
-                    <a:blip r:embed="rId26"/>
-                    <a:stretch>
-                      <a:fillRect/>
-                    </a:stretch>
-                  </pic:blipFill>
-                  <pic:spPr>
-                    <a:xfrm>
-                      <a:off x="0" y="0"/>
-                      <a:ext cx="5383575" cy="3001887"/>
-                    </a:xfrm>
-                    <a:prstGeom prst="rect">
-                      <a:avLst/>
-                    </a:prstGeom>
-                    <a:ln w="38100" cap="sq">
-                      <a:solidFill>
-                        <a:srgbClr val="000000"/>
-                      </a:solidFill>
-                      <a:prstDash val="solid"/>
-                      <a:miter lim="800000"/>
-                    </a:ln>
-                    <a:effectLst>
-                      <a:outerShdw blurRad="50800" dist="38100" dir="2700000" algn="tl" rotWithShape="0">
-                        <a:srgbClr val="000000">
-                          <a:alpha val="43000"/>
-                        </a:srgbClr>
-                      </a:outerShdw>
-                    </a:effectLst>
-                  </pic:spPr>
-                </pic:pic>
-              </a:graphicData>
-            </a:graphic>
-          </wp:inline>
-        </w:drawing>
-      </w:r>
-    </w:p>
-    <w:p>
-      <w:pPr>
-        <w:jc w:val="center"/>
-        <w:rPr>
-          <w:b/>
-          <w:sz w:val="28"/>
-          <w:szCs w:val="28"/>
-          <w:lang w:val="vi-VN"/>
-        </w:rPr>
-      </w:pPr>
-      <w:r>
-        <w:rPr>
-          <w:b/>
-          <w:sz w:val="28"/>
-          <w:szCs w:val="28"/>
-          <w:lang w:val="vi-VN"/>
-        </w:rPr>
-        <w:lastRenderedPageBreak/>
-        <w:drawing>
-          <wp:inline distT="0" distB="0" distL="0" distR="0" wp14:anchorId="4D573639" wp14:editId="3B596EC1">
-            <wp:extent cx="4620270" cy="2753109"/>
-            <wp:effectExtent l="76200" t="76200" r="142240" b="142875"/>
-            <wp:docPr id="2139462395" name="Picture 1"/>
-            <wp:cNvGraphicFramePr>
-              <a:graphicFrameLocks xmlns:a="http://schemas.openxmlformats.org/drawingml/2006/main" noChangeAspect="1"/>
-            </wp:cNvGraphicFramePr>
-            <a:graphic xmlns:a="http://schemas.openxmlformats.org/drawingml/2006/main">
-              <a:graphicData uri="http://schemas.openxmlformats.org/drawingml/2006/picture">
-                <pic:pic xmlns:pic="http://schemas.openxmlformats.org/drawingml/2006/picture">
-                  <pic:nvPicPr>
-                    <pic:cNvPr id="2139462395" name=""/>
-                    <pic:cNvPicPr/>
-                  </pic:nvPicPr>
-                  <pic:blipFill>
-                    <a:blip r:embed="rId27"/>
-                    <a:stretch>
-                      <a:fillRect/>
-                    </a:stretch>
-                  </pic:blipFill>
-                  <pic:spPr>
-                    <a:xfrm>
-                      <a:off x="0" y="0"/>
-                      <a:ext cx="4620270" cy="2753109"/>
-                    </a:xfrm>
-                    <a:prstGeom prst="rect">
-                      <a:avLst/>
-                    </a:prstGeom>
-                    <a:ln w="38100" cap="sq">
-                      <a:solidFill>
-                        <a:srgbClr val="000000"/>
-                      </a:solidFill>
-                      <a:prstDash val="solid"/>
-                      <a:miter lim="800000"/>
-                    </a:ln>
-                    <a:effectLst>
-                      <a:outerShdw blurRad="50800" dist="38100" dir="2700000" algn="tl" rotWithShape="0">
-                        <a:srgbClr val="000000">
-                          <a:alpha val="43000"/>
-                        </a:srgbClr>
-                      </a:outerShdw>
-                    </a:effectLst>
-                  </pic:spPr>
-                </pic:pic>
-              </a:graphicData>
-            </a:graphic>
-          </wp:inline>
-        </w:drawing>
-      </w:r>
+        <w:tabs>
+          <w:tab w:val="left" w:pos="284"/>
+        </w:tabs>
+        <w:rPr>
+          <w:b/>
+          <w:bCs/>
+          <w:sz w:val="28"/>
+          <w:szCs w:val="28"/>
+          <w:lang w:val="vi-VN"/>
+        </w:rPr>
+      </w:pPr>
     </w:p>
     <w:sectPr>
       <w:pgSz w:w="11906" w:h="16838" w:code="9"/>
@@ -2064,116 +1865,92 @@
 <file path=word/numbering.xml><?xml version="1.0" encoding="utf-8"?>
 <w:numbering xmlns:wpc="http://schemas.microsoft.com/office/word/2010/wordprocessingCanvas" xmlns:cx="http://schemas.microsoft.com/office/drawing/2014/chartex" xmlns:cx1="http://schemas.microsoft.com/office/drawing/2015/9/8/chartex" xmlns:cx2="http://schemas.microsoft.com/office/drawing/2015/10/21/chartex" xmlns:cx3="http://schemas.microsoft.com/office/drawing/2016/5/9/chartex" xmlns:cx4="http://schemas.microsoft.com/office/drawing/2016/5/10/chartex" xmlns:cx5="http://schemas.microsoft.com/office/drawing/2016/5/11/chartex" xmlns:cx6="http://schemas.microsoft.com/office/drawing/2016/5/12/chartex" xmlns:cx7="http://schemas.microsoft.com/office/drawing/2016/5/13/chartex" xmlns:cx8="http://schemas.microsoft.com/office/drawing/2016/5/14/chartex" xmlns:mc="http://schemas.openxmlformats.org/markup-compatibility/2006" xmlns:aink="http://schemas.microsoft.com/office/drawing/2016/ink" xmlns:am3d="http://schemas.microsoft.com/office/drawing/2017/model3d" xmlns:o="urn:schemas-microsoft-com:office:office" xmlns:oel="http://schemas.microsoft.com/office/2019/extlst" xmlns:r="http://schemas.openxmlformats.org/officeDocument/2006/relationships" xmlns:m="http://schemas.openxmlformats.org/officeDocument/2006/math" xmlns:v="urn:schemas-microsoft-com:vml" xmlns:wp14="http://schemas.microsoft.com/office/word/2010/wordprocessingDrawing" xmlns:wp="http://schemas.openxmlformats.org/drawingml/2006/wordprocessingDrawing" xmlns:w10="urn:schemas-microsoft-com:office:word" xmlns:w="http://schemas.openxmlformats.org/wordprocessingml/2006/main" xmlns:w14="http://schemas.microsoft.com/office/word/2010/wordml" xmlns:w15="http://schemas.microsoft.com/office/word/2012/wordml" xmlns:w16cex="http://schemas.microsoft.com/office/word/2018/wordml/cex" xmlns:w16cid="http://schemas.microsoft.com/office/word/2016/wordml/cid" xmlns:w16="http://schemas.microsoft.com/office/word/2018/wordml" xmlns:w16du="http://schemas.microsoft.com/office/word/2023/wordml/word16du" xmlns:w16sdtdh="http://schemas.microsoft.com/office/word/2020/wordml/sdtdatahash" xmlns:w16sdtfl="http://schemas.microsoft.com/office/word/2024/wordml/sdtformatlock" xmlns:w16se="http://schemas.microsoft.com/office/word/2015/wordml/symex" xmlns:wpg="http://schemas.microsoft.com/office/word/2010/wordprocessingGroup" xmlns:wpi="http://schemas.microsoft.com/office/word/2010/wordprocessingInk" xmlns:wne="http://schemas.microsoft.com/office/word/2006/wordml" xmlns:wps="http://schemas.microsoft.com/office/word/2010/wordprocessingShape" mc:Ignorable="w14 w15 w16se w16cid w16 w16cex w16sdtdh w16sdtfl w16du wp14">
   <w:abstractNum w:abstractNumId="0" w15:restartNumberingAfterBreak="0">
-    <w:nsid w:val="17BF29FA"/>
+    <w:nsid w:val="2D0E23A0"/>
     <w:multiLevelType w:val="hybridMultilevel"/>
-    <w:tmpl w:val="693A3E0E"/>
-    <w:lvl w:ilvl="0" w:tplc="7038A9B0">
-      <w:start w:val="1"/>
-      <w:numFmt w:val="bullet"/>
-      <w:lvlText w:val="-"/>
+    <w:tmpl w:val="DB10B34C"/>
+    <w:lvl w:ilvl="0" w:tplc="0409000F">
+      <w:start w:val="1"/>
+      <w:numFmt w:val="decimal"/>
+      <w:lvlText w:val="%1."/>
       <w:lvlJc w:val="left"/>
       <w:pPr>
         <w:ind w:left="720" w:hanging="360"/>
       </w:pPr>
       <w:rPr>
-        <w:rFonts w:ascii="Times New Roman" w:eastAsiaTheme="minorHAnsi" w:hAnsi="Times New Roman" w:cs="Times New Roman" w:hint="default"/>
+        <w:rFonts w:hint="default"/>
       </w:rPr>
     </w:lvl>
-    <w:lvl w:ilvl="1" w:tplc="04090003" w:tentative="1">
-      <w:start w:val="1"/>
-      <w:numFmt w:val="bullet"/>
-      <w:lvlText w:val="o"/>
+    <w:lvl w:ilvl="1" w:tplc="04090019" w:tentative="1">
+      <w:start w:val="1"/>
+      <w:numFmt w:val="lowerLetter"/>
+      <w:lvlText w:val="%2."/>
       <w:lvlJc w:val="left"/>
       <w:pPr>
         <w:ind w:left="1440" w:hanging="360"/>
       </w:pPr>
-      <w:rPr>
-        <w:rFonts w:ascii="Courier New" w:hAnsi="Courier New" w:cs="Courier New" w:hint="default"/>
-      </w:rPr>
-    </w:lvl>
-    <w:lvl w:ilvl="2" w:tplc="04090005" w:tentative="1">
-      <w:start w:val="1"/>
-      <w:numFmt w:val="bullet"/>
-      <w:lvlText w:val=""/>
+    </w:lvl>
+    <w:lvl w:ilvl="2" w:tplc="0409001B" w:tentative="1">
+      <w:start w:val="1"/>
+      <w:numFmt w:val="lowerRoman"/>
+      <w:lvlText w:val="%3."/>
+      <w:lvlJc w:val="right"/>
+      <w:pPr>
+        <w:ind w:left="2160" w:hanging="180"/>
+      </w:pPr>
+    </w:lvl>
+    <w:lvl w:ilvl="3" w:tplc="0409000F" w:tentative="1">
+      <w:start w:val="1"/>
+      <w:numFmt w:val="decimal"/>
+      <w:lvlText w:val="%4."/>
       <w:lvlJc w:val="left"/>
       <w:pPr>
-        <w:ind w:left="2160" w:hanging="360"/>
-      </w:pPr>
-      <w:rPr>
-        <w:rFonts w:ascii="Wingdings" w:hAnsi="Wingdings" w:hint="default"/>
-      </w:rPr>
-    </w:lvl>
-    <w:lvl w:ilvl="3" w:tplc="04090001" w:tentative="1">
-      <w:start w:val="1"/>
-      <w:numFmt w:val="bullet"/>
-      <w:lvlText w:val=""/>
+        <w:ind w:left="2880" w:hanging="360"/>
+      </w:pPr>
+    </w:lvl>
+    <w:lvl w:ilvl="4" w:tplc="04090019" w:tentative="1">
+      <w:start w:val="1"/>
+      <w:numFmt w:val="lowerLetter"/>
+      <w:lvlText w:val="%5."/>
       <w:lvlJc w:val="left"/>
       <w:pPr>
-        <w:ind w:left="2880" w:hanging="360"/>
-      </w:pPr>
-      <w:rPr>
-        <w:rFonts w:ascii="Symbol" w:hAnsi="Symbol" w:hint="default"/>
-      </w:rPr>
-    </w:lvl>
-    <w:lvl w:ilvl="4" w:tplc="04090003" w:tentative="1">
-      <w:start w:val="1"/>
-      <w:numFmt w:val="bullet"/>
-      <w:lvlText w:val="o"/>
+        <w:ind w:left="3600" w:hanging="360"/>
+      </w:pPr>
+    </w:lvl>
+    <w:lvl w:ilvl="5" w:tplc="0409001B" w:tentative="1">
+      <w:start w:val="1"/>
+      <w:numFmt w:val="lowerRoman"/>
+      <w:lvlText w:val="%6."/>
+      <w:lvlJc w:val="right"/>
+      <w:pPr>
+        <w:ind w:left="4320" w:hanging="180"/>
+      </w:pPr>
+    </w:lvl>
+    <w:lvl w:ilvl="6" w:tplc="0409000F" w:tentative="1">
+      <w:start w:val="1"/>
+      <w:numFmt w:val="decimal"/>
+      <w:lvlText w:val="%7."/>
       <w:lvlJc w:val="left"/>
       <w:pPr>
-        <w:ind w:left="3600" w:hanging="360"/>
-      </w:pPr>
-      <w:rPr>
-        <w:rFonts w:ascii="Courier New" w:hAnsi="Courier New" w:cs="Courier New" w:hint="default"/>
-      </w:rPr>
-    </w:lvl>
-    <w:lvl w:ilvl="5" w:tplc="04090005" w:tentative="1">
-      <w:start w:val="1"/>
-      <w:numFmt w:val="bullet"/>
-      <w:lvlText w:val=""/>
+        <w:ind w:left="5040" w:hanging="360"/>
+      </w:pPr>
+    </w:lvl>
+    <w:lvl w:ilvl="7" w:tplc="04090019" w:tentative="1">
+      <w:start w:val="1"/>
+      <w:numFmt w:val="lowerLetter"/>
+      <w:lvlText w:val="%8."/>
       <w:lvlJc w:val="left"/>
       <w:pPr>
-        <w:ind w:left="4320" w:hanging="360"/>
-      </w:pPr>
-      <w:rPr>
-        <w:rFonts w:ascii="Wingdings" w:hAnsi="Wingdings" w:hint="default"/>
-      </w:rPr>
-    </w:lvl>
-    <w:lvl w:ilvl="6" w:tplc="04090001" w:tentative="1">
-      <w:start w:val="1"/>
-      <w:numFmt w:val="bullet"/>
-      <w:lvlText w:val=""/>
-      <w:lvlJc w:val="left"/>
-      <w:pPr>
-        <w:ind w:left="5040" w:hanging="360"/>
-      </w:pPr>
-      <w:rPr>
-        <w:rFonts w:ascii="Symbol" w:hAnsi="Symbol" w:hint="default"/>
-      </w:rPr>
-    </w:lvl>
-    <w:lvl w:ilvl="7" w:tplc="04090003" w:tentative="1">
-      <w:start w:val="1"/>
-      <w:numFmt w:val="bullet"/>
-      <w:lvlText w:val="o"/>
-      <w:lvlJc w:val="left"/>
-      <w:pPr>
         <w:ind w:left="5760" w:hanging="360"/>
       </w:pPr>
-      <w:rPr>
-        <w:rFonts w:ascii="Courier New" w:hAnsi="Courier New" w:cs="Courier New" w:hint="default"/>
-      </w:rPr>
-    </w:lvl>
-    <w:lvl w:ilvl="8" w:tplc="04090005" w:tentative="1">
-      <w:start w:val="1"/>
-      <w:numFmt w:val="bullet"/>
-      <w:lvlText w:val=""/>
-      <w:lvlJc w:val="left"/>
-      <w:pPr>
-        <w:ind w:left="6480" w:hanging="360"/>
-      </w:pPr>
-      <w:rPr>
-        <w:rFonts w:ascii="Wingdings" w:hAnsi="Wingdings" w:hint="default"/>
-      </w:rPr>
+    </w:lvl>
+    <w:lvl w:ilvl="8" w:tplc="0409001B" w:tentative="1">
+      <w:start w:val="1"/>
+      <w:numFmt w:val="lowerRoman"/>
+      <w:lvlText w:val="%9."/>
+      <w:lvlJc w:val="right"/>
+      <w:pPr>
+        <w:ind w:left="6480" w:hanging="180"/>
+      </w:pPr>
     </w:lvl>
   </w:abstractNum>
   <w:abstractNum w:abstractNumId="1" w15:restartNumberingAfterBreak="0">
@@ -2302,9 +2079,122 @@
     </w:lvl>
   </w:abstractNum>
   <w:abstractNum w:abstractNumId="2" w15:restartNumberingAfterBreak="0">
-    <w:nsid w:val="62510836"/>
+    <w:nsid w:val="4D0F7148"/>
     <w:multiLevelType w:val="hybridMultilevel"/>
-    <w:tmpl w:val="23806306"/>
+    <w:tmpl w:val="196C9416"/>
+    <w:lvl w:ilvl="0" w:tplc="973674D8">
+      <w:start w:val="1"/>
+      <w:numFmt w:val="bullet"/>
+      <w:lvlText w:val="-"/>
+      <w:lvlJc w:val="left"/>
+      <w:pPr>
+        <w:ind w:left="720" w:hanging="360"/>
+      </w:pPr>
+      <w:rPr>
+        <w:rFonts w:ascii="Times New Roman" w:eastAsiaTheme="minorHAnsi" w:hAnsi="Times New Roman" w:cs="Times New Roman" w:hint="default"/>
+      </w:rPr>
+    </w:lvl>
+    <w:lvl w:ilvl="1" w:tplc="04090003" w:tentative="1">
+      <w:start w:val="1"/>
+      <w:numFmt w:val="bullet"/>
+      <w:lvlText w:val="o"/>
+      <w:lvlJc w:val="left"/>
+      <w:pPr>
+        <w:ind w:left="1440" w:hanging="360"/>
+      </w:pPr>
+      <w:rPr>
+        <w:rFonts w:ascii="Courier New" w:hAnsi="Courier New" w:cs="Courier New" w:hint="default"/>
+      </w:rPr>
+    </w:lvl>
+    <w:lvl w:ilvl="2" w:tplc="04090005" w:tentative="1">
+      <w:start w:val="1"/>
+      <w:numFmt w:val="bullet"/>
+      <w:lvlText w:val=""/>
+      <w:lvlJc w:val="left"/>
+      <w:pPr>
+        <w:ind w:left="2160" w:hanging="360"/>
+      </w:pPr>
+      <w:rPr>
+        <w:rFonts w:ascii="Wingdings" w:hAnsi="Wingdings" w:hint="default"/>
+      </w:rPr>
+    </w:lvl>
+    <w:lvl w:ilvl="3" w:tplc="04090001" w:tentative="1">
+      <w:start w:val="1"/>
+      <w:numFmt w:val="bullet"/>
+      <w:lvlText w:val=""/>
+      <w:lvlJc w:val="left"/>
+      <w:pPr>
+        <w:ind w:left="2880" w:hanging="360"/>
+      </w:pPr>
+      <w:rPr>
+        <w:rFonts w:ascii="Symbol" w:hAnsi="Symbol" w:hint="default"/>
+      </w:rPr>
+    </w:lvl>
+    <w:lvl w:ilvl="4" w:tplc="04090003" w:tentative="1">
+      <w:start w:val="1"/>
+      <w:numFmt w:val="bullet"/>
+      <w:lvlText w:val="o"/>
+      <w:lvlJc w:val="left"/>
+      <w:pPr>
+        <w:ind w:left="3600" w:hanging="360"/>
+      </w:pPr>
+      <w:rPr>
+        <w:rFonts w:ascii="Courier New" w:hAnsi="Courier New" w:cs="Courier New" w:hint="default"/>
+      </w:rPr>
+    </w:lvl>
+    <w:lvl w:ilvl="5" w:tplc="04090005" w:tentative="1">
+      <w:start w:val="1"/>
+      <w:numFmt w:val="bullet"/>
+      <w:lvlText w:val=""/>
+      <w:lvlJc w:val="left"/>
+      <w:pPr>
+        <w:ind w:left="4320" w:hanging="360"/>
+      </w:pPr>
+      <w:rPr>
+        <w:rFonts w:ascii="Wingdings" w:hAnsi="Wingdings" w:hint="default"/>
+      </w:rPr>
+    </w:lvl>
+    <w:lvl w:ilvl="6" w:tplc="04090001" w:tentative="1">
+      <w:start w:val="1"/>
+      <w:numFmt w:val="bullet"/>
+      <w:lvlText w:val=""/>
+      <w:lvlJc w:val="left"/>
+      <w:pPr>
+        <w:ind w:left="5040" w:hanging="360"/>
+      </w:pPr>
+      <w:rPr>
+        <w:rFonts w:ascii="Symbol" w:hAnsi="Symbol" w:hint="default"/>
+      </w:rPr>
+    </w:lvl>
+    <w:lvl w:ilvl="7" w:tplc="04090003" w:tentative="1">
+      <w:start w:val="1"/>
+      <w:numFmt w:val="bullet"/>
+      <w:lvlText w:val="o"/>
+      <w:lvlJc w:val="left"/>
+      <w:pPr>
+        <w:ind w:left="5760" w:hanging="360"/>
+      </w:pPr>
+      <w:rPr>
+        <w:rFonts w:ascii="Courier New" w:hAnsi="Courier New" w:cs="Courier New" w:hint="default"/>
+      </w:rPr>
+    </w:lvl>
+    <w:lvl w:ilvl="8" w:tplc="04090005" w:tentative="1">
+      <w:start w:val="1"/>
+      <w:numFmt w:val="bullet"/>
+      <w:lvlText w:val=""/>
+      <w:lvlJc w:val="left"/>
+      <w:pPr>
+        <w:ind w:left="6480" w:hanging="360"/>
+      </w:pPr>
+      <w:rPr>
+        <w:rFonts w:ascii="Wingdings" w:hAnsi="Wingdings" w:hint="default"/>
+      </w:rPr>
+    </w:lvl>
+  </w:abstractNum>
+  <w:abstractNum w:abstractNumId="3" w15:restartNumberingAfterBreak="0">
+    <w:nsid w:val="4F26316B"/>
+    <w:multiLevelType w:val="hybridMultilevel"/>
+    <w:tmpl w:val="F7FACFA0"/>
     <w:lvl w:ilvl="0" w:tplc="0409000F">
       <w:start w:val="1"/>
       <w:numFmt w:val="decimal"/>
@@ -2390,10 +2280,10 @@
       </w:pPr>
     </w:lvl>
   </w:abstractNum>
-  <w:abstractNum w:abstractNumId="3" w15:restartNumberingAfterBreak="0">
-    <w:nsid w:val="74D97D94"/>
+  <w:abstractNum w:abstractNumId="4" w15:restartNumberingAfterBreak="0">
+    <w:nsid w:val="78D71BDB"/>
     <w:multiLevelType w:val="hybridMultilevel"/>
-    <w:tmpl w:val="45EA7CBA"/>
+    <w:tmpl w:val="104CAADA"/>
     <w:lvl w:ilvl="0" w:tplc="0409000F">
       <w:start w:val="1"/>
       <w:numFmt w:val="decimal"/>
@@ -2530,14 +2420,17 @@
   <w:num w:numId="17" w16cid:durableId="767383542">
     <w:abstractNumId w:val="1"/>
   </w:num>
-  <w:num w:numId="18" w16cid:durableId="98068383">
+  <w:num w:numId="18" w16cid:durableId="916134619">
+    <w:abstractNumId w:val="0"/>
+  </w:num>
+  <w:num w:numId="19" w16cid:durableId="730465489">
+    <w:abstractNumId w:val="3"/>
+  </w:num>
+  <w:num w:numId="20" w16cid:durableId="285746196">
     <w:abstractNumId w:val="2"/>
   </w:num>
-  <w:num w:numId="19" w16cid:durableId="2021731428">
-    <w:abstractNumId w:val="0"/>
-  </w:num>
-  <w:num w:numId="20" w16cid:durableId="1328751808">
-    <w:abstractNumId w:val="3"/>
+  <w:num w:numId="21" w16cid:durableId="1992518192">
+    <w:abstractNumId w:val="4"/>
   </w:num>
 </w:numbering>
 </file>
@@ -3209,7 +3102,6 @@
   <w:style w:type="character" w:default="1" w:styleId="DefaultParagraphFont">
     <w:name w:val="Default Paragraph Font"/>
     <w:uiPriority w:val="1"/>
-    <w:semiHidden/>
     <w:unhideWhenUsed/>
   </w:style>
   <w:style w:type="table" w:default="1" w:styleId="TableNormal">
@@ -4164,7 +4056,7 @@
     <w:basedOn w:val="DefaultParagraphFont"/>
     <w:uiPriority w:val="21"/>
     <w:qFormat/>
-    <w:rsid w:val="00A54EFC"/>
+    <w:rsid w:val="00672B4D"/>
     <w:rPr>
       <w:i/>
       <w:iCs/>
@@ -4176,7 +4068,7 @@
     <w:basedOn w:val="DefaultParagraphFont"/>
     <w:uiPriority w:val="32"/>
     <w:qFormat/>
-    <w:rsid w:val="00A54EFC"/>
+    <w:rsid w:val="00672B4D"/>
     <w:rPr>
       <w:b/>
       <w:bCs/>
